--- a/documentacion/REQUISITOSFNF.docx
+++ b/documentacion/REQUISITOSFNF.docx
@@ -3539,6 +3539,9 @@
             <w:r>
               <w:t>Ingreso de credenciales</w:t>
             </w:r>
+            <w:r>
+              <w:t>/tarjeta</w:t>
+            </w:r>
           </w:p>
         </w:tc>
       </w:tr>
@@ -8905,7 +8908,15 @@
               <w:jc w:val="left"/>
             </w:pPr>
             <w:r>
-              <w:t>La hora y fecha serán registrados automáticamente por el sistema, y no se podrá editar de manera manual.</w:t>
+              <w:t xml:space="preserve">La hora y fecha serán registrados automáticamente por el </w:t>
+            </w:r>
+            <w:bookmarkStart w:id="0" w:name="_GoBack"/>
+            <w:bookmarkEnd w:id="0"/>
+            <w:r>
+              <w:t>sistema, no</w:t>
+            </w:r>
+            <w:r>
+              <w:t xml:space="preserve"> se podrá editar de manera manual.</w:t>
             </w:r>
           </w:p>
           <w:p>
@@ -19794,10 +19805,7 @@
               <w:cnfStyle w:val="000000000000" w:firstRow="0" w:lastRow="0" w:firstColumn="0" w:lastColumn="0" w:oddVBand="0" w:evenVBand="0" w:oddHBand="0" w:evenHBand="0" w:firstRowFirstColumn="0" w:firstRowLastColumn="0" w:lastRowFirstColumn="0" w:lastRowLastColumn="0"/>
             </w:pPr>
             <w:r>
-              <w:t>RNF 10 – soporte para acceso hibrido offline/online</w:t>
-            </w:r>
-            <w:r>
-              <w:t xml:space="preserve"> </w:t>
+              <w:t xml:space="preserve">RNF 10 – soporte para acceso hibrido offline/online </w:t>
             </w:r>
           </w:p>
         </w:tc>
@@ -19853,10 +19861,7 @@
         <w:t xml:space="preserve"> </w:t>
       </w:r>
     </w:p>
-    <w:p>
-      <w:bookmarkStart w:id="0" w:name="_GoBack"/>
-      <w:bookmarkEnd w:id="0"/>
-    </w:p>
+    <w:p/>
     <w:sectPr>
       <w:pgSz w:w="12240" w:h="15840"/>
       <w:pgMar w:top="1417" w:right="1701" w:bottom="1417" w:left="1701" w:header="708" w:footer="708" w:gutter="0"/>

--- a/documentacion/REQUISITOSFNF.docx
+++ b/documentacion/REQUISITOSFNF.docx
@@ -268,8 +268,8 @@
     <w:tbl>
       <w:tblPr>
         <w:tblStyle w:val="Tablaconcuadrcula"/>
+        <w:tblpPr w:leftFromText="141" w:rightFromText="141" w:vertAnchor="page" w:horzAnchor="margin" w:tblpXSpec="center" w:tblpY="636"/>
         <w:tblW w:w="9498" w:type="dxa"/>
-        <w:tblInd w:w="-147" w:type="dxa"/>
         <w:tblLook w:val="04A0" w:firstRow="1" w:lastRow="0" w:firstColumn="1" w:lastColumn="0" w:noHBand="0" w:noVBand="1"/>
       </w:tblPr>
       <w:tblGrid>
@@ -887,16 +887,7 @@
               <w:t xml:space="preserve"> – </w:t>
             </w:r>
             <w:r>
-              <w:t xml:space="preserve">incorporar </w:t>
-            </w:r>
-            <w:r>
-              <w:t xml:space="preserve">datos </w:t>
-            </w:r>
-            <w:r>
-              <w:t>de</w:t>
-            </w:r>
-            <w:r>
-              <w:t xml:space="preserve"> asistencias</w:t>
+              <w:t>generar nomina mensual con base en asistencias</w:t>
             </w:r>
           </w:p>
           <w:p>
@@ -928,6 +919,19 @@
             </w:r>
             <w:r>
               <w:t>para cálculo de nomina</w:t>
+            </w:r>
+          </w:p>
+          <w:p>
+            <w:pPr>
+              <w:ind w:left="40" w:right="686"/>
+            </w:pPr>
+            <w:proofErr w:type="gramStart"/>
+            <w:r>
+              <w:t>RF  el</w:t>
+            </w:r>
+            <w:proofErr w:type="gramEnd"/>
+            <w:r>
+              <w:t xml:space="preserve"> contador podrá generar un reporte de nomina individual para el empleado </w:t>
             </w:r>
           </w:p>
           <w:p>
@@ -1111,7 +1115,17 @@
           <w:p>
             <w:pPr>
               <w:ind w:left="0" w:right="686" w:firstLine="0"/>
-            </w:pPr>
+              <w:jc w:val="center"/>
+              <w:rPr>
+                <w:b/>
+              </w:rPr>
+            </w:pPr>
+            <w:r>
+              <w:rPr>
+                <w:b/>
+              </w:rPr>
+              <w:t>NO FUNCIONALES</w:t>
+            </w:r>
           </w:p>
           <w:p>
             <w:pPr>
@@ -1121,21 +1135,6 @@
                 <w:b/>
               </w:rPr>
             </w:pPr>
-            <w:r>
-              <w:rPr>
-                <w:b/>
-              </w:rPr>
-              <w:t>NO FUNCIONALES</w:t>
-            </w:r>
-          </w:p>
-          <w:p>
-            <w:pPr>
-              <w:ind w:left="0" w:right="686" w:firstLine="0"/>
-              <w:jc w:val="center"/>
-              <w:rPr>
-                <w:b/>
-              </w:rPr>
-            </w:pPr>
           </w:p>
           <w:p>
             <w:pPr>
@@ -1430,12 +1429,8 @@
               </w:rPr>
               <w:t>mantenibilidad</w:t>
             </w:r>
-          </w:p>
-          <w:p>
-            <w:pPr>
-              <w:ind w:left="0" w:right="686" w:firstLine="0"/>
-              <w:jc w:val="left"/>
-            </w:pPr>
+            <w:bookmarkStart w:id="0" w:name="_GoBack"/>
+            <w:bookmarkEnd w:id="0"/>
             <w:r>
               <w:t>R</w:t>
             </w:r>
@@ -1451,11 +1446,6 @@
             <w:r>
               <w:t xml:space="preserve"> – mantenibilidad e informe de errores</w:t>
             </w:r>
-          </w:p>
-          <w:p>
-            <w:pPr>
-              <w:ind w:left="54" w:right="686"/>
-            </w:pPr>
           </w:p>
         </w:tc>
       </w:tr>
@@ -1472,7 +1462,6 @@
         <w:rPr>
           <w:b/>
         </w:rPr>
-        <w:lastRenderedPageBreak/>
         <w:t>REQUISITOS FUNCIONALES</w:t>
       </w:r>
     </w:p>
@@ -2818,6 +2807,7 @@
               <w:jc w:val="left"/>
             </w:pPr>
             <w:r>
+              <w:lastRenderedPageBreak/>
               <w:t>Nombre del requisito</w:t>
             </w:r>
           </w:p>
@@ -4044,6 +4034,7 @@
               <w:rPr>
                 <w:b/>
               </w:rPr>
+              <w:lastRenderedPageBreak/>
               <w:t>Especificación de requerimientos funcionales</w:t>
             </w:r>
           </w:p>
@@ -5253,103 +5244,103 @@
               <w:rPr>
                 <w:b/>
               </w:rPr>
+              <w:t>Especificación de requerimientos funcionales</w:t>
+            </w:r>
+          </w:p>
+        </w:tc>
+      </w:tr>
+      <w:tr>
+        <w:trPr>
+          <w:trHeight w:val="300"/>
+        </w:trPr>
+        <w:tc>
+          <w:tcPr>
+            <w:tcW w:w="2547" w:type="dxa"/>
+            <w:shd w:val="clear" w:color="auto" w:fill="DAE9F7" w:themeFill="text2" w:themeFillTint="1A"/>
+          </w:tcPr>
+          <w:p>
+            <w:pPr>
+              <w:spacing w:after="0" w:line="259" w:lineRule="auto"/>
+              <w:ind w:left="0" w:firstLine="0"/>
+              <w:jc w:val="left"/>
+            </w:pPr>
+            <w:r>
+              <w:t xml:space="preserve">Id del Requisitos </w:t>
+            </w:r>
+          </w:p>
+        </w:tc>
+        <w:tc>
+          <w:tcPr>
+            <w:tcW w:w="6657" w:type="dxa"/>
+          </w:tcPr>
+          <w:p>
+            <w:pPr>
+              <w:spacing w:after="0" w:line="259" w:lineRule="auto"/>
+              <w:ind w:left="0" w:firstLine="0"/>
+              <w:jc w:val="left"/>
+            </w:pPr>
+            <w:r>
+              <w:t xml:space="preserve">RF </w:t>
+            </w:r>
+            <w:r>
+              <w:t>07</w:t>
+            </w:r>
+          </w:p>
+        </w:tc>
+      </w:tr>
+      <w:tr>
+        <w:trPr>
+          <w:trHeight w:val="300"/>
+        </w:trPr>
+        <w:tc>
+          <w:tcPr>
+            <w:tcW w:w="2547" w:type="dxa"/>
+            <w:shd w:val="clear" w:color="auto" w:fill="DAE9F7" w:themeFill="text2" w:themeFillTint="1A"/>
+          </w:tcPr>
+          <w:p>
+            <w:pPr>
+              <w:spacing w:after="0" w:line="259" w:lineRule="auto"/>
+              <w:ind w:left="0" w:firstLine="0"/>
+              <w:jc w:val="left"/>
+            </w:pPr>
+            <w:r>
+              <w:t>Nombre del requisito</w:t>
+            </w:r>
+          </w:p>
+        </w:tc>
+        <w:tc>
+          <w:tcPr>
+            <w:tcW w:w="6657" w:type="dxa"/>
+          </w:tcPr>
+          <w:p>
+            <w:pPr>
+              <w:spacing w:after="0" w:line="259" w:lineRule="auto"/>
+              <w:ind w:left="0" w:firstLine="0"/>
+              <w:jc w:val="left"/>
+            </w:pPr>
+            <w:r>
+              <w:t>Conceder acceso a funciones correspondientes</w:t>
+            </w:r>
+          </w:p>
+        </w:tc>
+      </w:tr>
+      <w:tr>
+        <w:trPr>
+          <w:trHeight w:val="300"/>
+        </w:trPr>
+        <w:tc>
+          <w:tcPr>
+            <w:tcW w:w="2547" w:type="dxa"/>
+            <w:shd w:val="clear" w:color="auto" w:fill="DAE9F7" w:themeFill="text2" w:themeFillTint="1A"/>
+          </w:tcPr>
+          <w:p>
+            <w:pPr>
+              <w:spacing w:after="0" w:line="259" w:lineRule="auto"/>
+              <w:ind w:left="0" w:firstLine="0"/>
+              <w:jc w:val="left"/>
+            </w:pPr>
+            <w:r>
               <w:lastRenderedPageBreak/>
-              <w:t>Especificación de requerimientos funcionales</w:t>
-            </w:r>
-          </w:p>
-        </w:tc>
-      </w:tr>
-      <w:tr>
-        <w:trPr>
-          <w:trHeight w:val="300"/>
-        </w:trPr>
-        <w:tc>
-          <w:tcPr>
-            <w:tcW w:w="2547" w:type="dxa"/>
-            <w:shd w:val="clear" w:color="auto" w:fill="DAE9F7" w:themeFill="text2" w:themeFillTint="1A"/>
-          </w:tcPr>
-          <w:p>
-            <w:pPr>
-              <w:spacing w:after="0" w:line="259" w:lineRule="auto"/>
-              <w:ind w:left="0" w:firstLine="0"/>
-              <w:jc w:val="left"/>
-            </w:pPr>
-            <w:r>
-              <w:t xml:space="preserve">Id del Requisitos </w:t>
-            </w:r>
-          </w:p>
-        </w:tc>
-        <w:tc>
-          <w:tcPr>
-            <w:tcW w:w="6657" w:type="dxa"/>
-          </w:tcPr>
-          <w:p>
-            <w:pPr>
-              <w:spacing w:after="0" w:line="259" w:lineRule="auto"/>
-              <w:ind w:left="0" w:firstLine="0"/>
-              <w:jc w:val="left"/>
-            </w:pPr>
-            <w:r>
-              <w:t xml:space="preserve">RF </w:t>
-            </w:r>
-            <w:r>
-              <w:t>07</w:t>
-            </w:r>
-          </w:p>
-        </w:tc>
-      </w:tr>
-      <w:tr>
-        <w:trPr>
-          <w:trHeight w:val="300"/>
-        </w:trPr>
-        <w:tc>
-          <w:tcPr>
-            <w:tcW w:w="2547" w:type="dxa"/>
-            <w:shd w:val="clear" w:color="auto" w:fill="DAE9F7" w:themeFill="text2" w:themeFillTint="1A"/>
-          </w:tcPr>
-          <w:p>
-            <w:pPr>
-              <w:spacing w:after="0" w:line="259" w:lineRule="auto"/>
-              <w:ind w:left="0" w:firstLine="0"/>
-              <w:jc w:val="left"/>
-            </w:pPr>
-            <w:r>
-              <w:t>Nombre del requisito</w:t>
-            </w:r>
-          </w:p>
-        </w:tc>
-        <w:tc>
-          <w:tcPr>
-            <w:tcW w:w="6657" w:type="dxa"/>
-          </w:tcPr>
-          <w:p>
-            <w:pPr>
-              <w:spacing w:after="0" w:line="259" w:lineRule="auto"/>
-              <w:ind w:left="0" w:firstLine="0"/>
-              <w:jc w:val="left"/>
-            </w:pPr>
-            <w:r>
-              <w:t>Conceder acceso a funciones correspondientes</w:t>
-            </w:r>
-          </w:p>
-        </w:tc>
-      </w:tr>
-      <w:tr>
-        <w:trPr>
-          <w:trHeight w:val="300"/>
-        </w:trPr>
-        <w:tc>
-          <w:tcPr>
-            <w:tcW w:w="2547" w:type="dxa"/>
-            <w:shd w:val="clear" w:color="auto" w:fill="DAE9F7" w:themeFill="text2" w:themeFillTint="1A"/>
-          </w:tcPr>
-          <w:p>
-            <w:pPr>
-              <w:spacing w:after="0" w:line="259" w:lineRule="auto"/>
-              <w:ind w:left="0" w:firstLine="0"/>
-              <w:jc w:val="left"/>
-            </w:pPr>
-            <w:r>
               <w:t>componente</w:t>
             </w:r>
           </w:p>
@@ -6589,6 +6580,7 @@
               <w:jc w:val="left"/>
             </w:pPr>
             <w:r>
+              <w:lastRenderedPageBreak/>
               <w:t xml:space="preserve">Id del Requisitos </w:t>
             </w:r>
           </w:p>
@@ -8910,8 +8902,6 @@
             <w:r>
               <w:t xml:space="preserve">La hora y fecha serán registrados automáticamente por el </w:t>
             </w:r>
-            <w:bookmarkStart w:id="0" w:name="_GoBack"/>
-            <w:bookmarkEnd w:id="0"/>
             <w:r>
               <w:t>sistema, no</w:t>
             </w:r>
@@ -9185,6 +9175,7 @@
               <w:jc w:val="left"/>
             </w:pPr>
             <w:r>
+              <w:lastRenderedPageBreak/>
               <w:t xml:space="preserve">Id del Requisitos </w:t>
             </w:r>
           </w:p>
@@ -10439,100 +10430,100 @@
               <w:rPr>
                 <w:b/>
               </w:rPr>
+              <w:t>Especificación de requerimientos funcionales</w:t>
+            </w:r>
+          </w:p>
+        </w:tc>
+      </w:tr>
+      <w:tr>
+        <w:trPr>
+          <w:trHeight w:val="300"/>
+        </w:trPr>
+        <w:tc>
+          <w:tcPr>
+            <w:tcW w:w="2547" w:type="dxa"/>
+            <w:shd w:val="clear" w:color="auto" w:fill="DAE9F7" w:themeFill="text2" w:themeFillTint="1A"/>
+          </w:tcPr>
+          <w:p>
+            <w:pPr>
+              <w:spacing w:after="0" w:line="259" w:lineRule="auto"/>
+              <w:ind w:left="0" w:firstLine="0"/>
+              <w:jc w:val="left"/>
+            </w:pPr>
+            <w:r>
+              <w:t xml:space="preserve">Id del Requisitos </w:t>
+            </w:r>
+          </w:p>
+        </w:tc>
+        <w:tc>
+          <w:tcPr>
+            <w:tcW w:w="6657" w:type="dxa"/>
+          </w:tcPr>
+          <w:p>
+            <w:pPr>
+              <w:spacing w:after="0" w:line="259" w:lineRule="auto"/>
+              <w:ind w:left="0" w:firstLine="0"/>
+              <w:jc w:val="left"/>
+            </w:pPr>
+            <w:r>
+              <w:t xml:space="preserve">RF  15 </w:t>
+            </w:r>
+          </w:p>
+        </w:tc>
+      </w:tr>
+      <w:tr>
+        <w:trPr>
+          <w:trHeight w:val="300"/>
+        </w:trPr>
+        <w:tc>
+          <w:tcPr>
+            <w:tcW w:w="2547" w:type="dxa"/>
+            <w:shd w:val="clear" w:color="auto" w:fill="DAE9F7" w:themeFill="text2" w:themeFillTint="1A"/>
+          </w:tcPr>
+          <w:p>
+            <w:pPr>
+              <w:spacing w:after="0" w:line="259" w:lineRule="auto"/>
+              <w:ind w:left="0" w:firstLine="0"/>
+              <w:jc w:val="left"/>
+            </w:pPr>
+            <w:r>
+              <w:t>Nombre del requisito</w:t>
+            </w:r>
+          </w:p>
+        </w:tc>
+        <w:tc>
+          <w:tcPr>
+            <w:tcW w:w="6657" w:type="dxa"/>
+          </w:tcPr>
+          <w:p>
+            <w:pPr>
+              <w:spacing w:after="0" w:line="259" w:lineRule="auto"/>
+              <w:ind w:left="0" w:firstLine="0"/>
+              <w:jc w:val="left"/>
+            </w:pPr>
+            <w:r>
+              <w:t>Revisión y aprobación de permisos</w:t>
+            </w:r>
+          </w:p>
+        </w:tc>
+      </w:tr>
+      <w:tr>
+        <w:trPr>
+          <w:trHeight w:val="300"/>
+        </w:trPr>
+        <w:tc>
+          <w:tcPr>
+            <w:tcW w:w="2547" w:type="dxa"/>
+            <w:shd w:val="clear" w:color="auto" w:fill="DAE9F7" w:themeFill="text2" w:themeFillTint="1A"/>
+          </w:tcPr>
+          <w:p>
+            <w:pPr>
+              <w:spacing w:after="0" w:line="259" w:lineRule="auto"/>
+              <w:ind w:left="0" w:firstLine="0"/>
+              <w:jc w:val="left"/>
+            </w:pPr>
+            <w:r>
               <w:lastRenderedPageBreak/>
-              <w:t>Especificación de requerimientos funcionales</w:t>
-            </w:r>
-          </w:p>
-        </w:tc>
-      </w:tr>
-      <w:tr>
-        <w:trPr>
-          <w:trHeight w:val="300"/>
-        </w:trPr>
-        <w:tc>
-          <w:tcPr>
-            <w:tcW w:w="2547" w:type="dxa"/>
-            <w:shd w:val="clear" w:color="auto" w:fill="DAE9F7" w:themeFill="text2" w:themeFillTint="1A"/>
-          </w:tcPr>
-          <w:p>
-            <w:pPr>
-              <w:spacing w:after="0" w:line="259" w:lineRule="auto"/>
-              <w:ind w:left="0" w:firstLine="0"/>
-              <w:jc w:val="left"/>
-            </w:pPr>
-            <w:r>
-              <w:t xml:space="preserve">Id del Requisitos </w:t>
-            </w:r>
-          </w:p>
-        </w:tc>
-        <w:tc>
-          <w:tcPr>
-            <w:tcW w:w="6657" w:type="dxa"/>
-          </w:tcPr>
-          <w:p>
-            <w:pPr>
-              <w:spacing w:after="0" w:line="259" w:lineRule="auto"/>
-              <w:ind w:left="0" w:firstLine="0"/>
-              <w:jc w:val="left"/>
-            </w:pPr>
-            <w:r>
-              <w:t xml:space="preserve">RF  15 </w:t>
-            </w:r>
-          </w:p>
-        </w:tc>
-      </w:tr>
-      <w:tr>
-        <w:trPr>
-          <w:trHeight w:val="300"/>
-        </w:trPr>
-        <w:tc>
-          <w:tcPr>
-            <w:tcW w:w="2547" w:type="dxa"/>
-            <w:shd w:val="clear" w:color="auto" w:fill="DAE9F7" w:themeFill="text2" w:themeFillTint="1A"/>
-          </w:tcPr>
-          <w:p>
-            <w:pPr>
-              <w:spacing w:after="0" w:line="259" w:lineRule="auto"/>
-              <w:ind w:left="0" w:firstLine="0"/>
-              <w:jc w:val="left"/>
-            </w:pPr>
-            <w:r>
-              <w:t>Nombre del requisito</w:t>
-            </w:r>
-          </w:p>
-        </w:tc>
-        <w:tc>
-          <w:tcPr>
-            <w:tcW w:w="6657" w:type="dxa"/>
-          </w:tcPr>
-          <w:p>
-            <w:pPr>
-              <w:spacing w:after="0" w:line="259" w:lineRule="auto"/>
-              <w:ind w:left="0" w:firstLine="0"/>
-              <w:jc w:val="left"/>
-            </w:pPr>
-            <w:r>
-              <w:t>Revisión y aprobación de permisos</w:t>
-            </w:r>
-          </w:p>
-        </w:tc>
-      </w:tr>
-      <w:tr>
-        <w:trPr>
-          <w:trHeight w:val="300"/>
-        </w:trPr>
-        <w:tc>
-          <w:tcPr>
-            <w:tcW w:w="2547" w:type="dxa"/>
-            <w:shd w:val="clear" w:color="auto" w:fill="DAE9F7" w:themeFill="text2" w:themeFillTint="1A"/>
-          </w:tcPr>
-          <w:p>
-            <w:pPr>
-              <w:spacing w:after="0" w:line="259" w:lineRule="auto"/>
-              <w:ind w:left="0" w:firstLine="0"/>
-              <w:jc w:val="left"/>
-            </w:pPr>
-            <w:r>
               <w:t>componente</w:t>
             </w:r>
           </w:p>
@@ -11702,7 +11693,6 @@
         <w:rPr>
           <w:b/>
         </w:rPr>
-        <w:lastRenderedPageBreak/>
         <w:t>Generar informes</w:t>
       </w:r>
     </w:p>
@@ -11769,6 +11759,7 @@
               <w:jc w:val="left"/>
             </w:pPr>
             <w:r>
+              <w:lastRenderedPageBreak/>
               <w:t xml:space="preserve">Id del Requisitos </w:t>
             </w:r>
           </w:p>
@@ -13111,6 +13102,7 @@
               <w:jc w:val="left"/>
             </w:pPr>
             <w:r>
+              <w:lastRenderedPageBreak/>
               <w:t>Nombre del requisito</w:t>
             </w:r>
           </w:p>
@@ -13772,7 +13764,13 @@
               <w:jc w:val="left"/>
             </w:pPr>
             <w:r>
-              <w:t>Incorporar datos de asistencia</w:t>
+              <w:t xml:space="preserve">Generar </w:t>
+            </w:r>
+            <w:r>
+              <w:t>nómina mensual</w:t>
+            </w:r>
+            <w:r>
+              <w:t xml:space="preserve"> con base en asistencias</w:t>
             </w:r>
           </w:p>
         </w:tc>
@@ -14425,6 +14423,7 @@
               <w:jc w:val="left"/>
             </w:pPr>
             <w:r>
+              <w:lastRenderedPageBreak/>
               <w:t>Nombre del requisito</w:t>
             </w:r>
           </w:p>
@@ -14548,7 +14547,13 @@
               <w:jc w:val="left"/>
             </w:pPr>
             <w:r>
-              <w:t>Análisis de días y horas trabajadas</w:t>
+              <w:t xml:space="preserve">El sistema deberá integrar </w:t>
+            </w:r>
+            <w:r>
+              <w:t>de días y horas trabajadas</w:t>
+            </w:r>
+            <w:r>
+              <w:t xml:space="preserve"> para analizar </w:t>
             </w:r>
           </w:p>
           <w:p>
@@ -18227,100 +18232,100 @@
               <w:rPr>
                 <w:b/>
               </w:rPr>
+              <w:t>Especificación de requerimientos funcionales</w:t>
+            </w:r>
+          </w:p>
+        </w:tc>
+      </w:tr>
+      <w:tr>
+        <w:trPr>
+          <w:trHeight w:val="300"/>
+        </w:trPr>
+        <w:tc>
+          <w:tcPr>
+            <w:tcW w:w="2547" w:type="dxa"/>
+            <w:shd w:val="clear" w:color="auto" w:fill="DAE9F7" w:themeFill="text2" w:themeFillTint="1A"/>
+          </w:tcPr>
+          <w:p>
+            <w:pPr>
+              <w:spacing w:after="0" w:line="259" w:lineRule="auto"/>
+              <w:ind w:left="0" w:firstLine="0"/>
+              <w:jc w:val="left"/>
+            </w:pPr>
+            <w:r>
+              <w:t xml:space="preserve">Id del Requisitos </w:t>
+            </w:r>
+          </w:p>
+        </w:tc>
+        <w:tc>
+          <w:tcPr>
+            <w:tcW w:w="6657" w:type="dxa"/>
+          </w:tcPr>
+          <w:p>
+            <w:pPr>
+              <w:spacing w:after="0" w:line="259" w:lineRule="auto"/>
+              <w:ind w:left="0" w:firstLine="0"/>
+              <w:jc w:val="left"/>
+            </w:pPr>
+            <w:r>
+              <w:t>RF   27</w:t>
+            </w:r>
+          </w:p>
+        </w:tc>
+      </w:tr>
+      <w:tr>
+        <w:trPr>
+          <w:trHeight w:val="300"/>
+        </w:trPr>
+        <w:tc>
+          <w:tcPr>
+            <w:tcW w:w="2547" w:type="dxa"/>
+            <w:shd w:val="clear" w:color="auto" w:fill="DAE9F7" w:themeFill="text2" w:themeFillTint="1A"/>
+          </w:tcPr>
+          <w:p>
+            <w:pPr>
+              <w:spacing w:after="0" w:line="259" w:lineRule="auto"/>
+              <w:ind w:left="0" w:firstLine="0"/>
+              <w:jc w:val="left"/>
+            </w:pPr>
+            <w:r>
+              <w:t>Nombre del requisito</w:t>
+            </w:r>
+          </w:p>
+        </w:tc>
+        <w:tc>
+          <w:tcPr>
+            <w:tcW w:w="6657" w:type="dxa"/>
+          </w:tcPr>
+          <w:p>
+            <w:pPr>
+              <w:spacing w:after="0" w:line="259" w:lineRule="auto"/>
+              <w:ind w:left="0" w:firstLine="0"/>
+              <w:jc w:val="left"/>
+            </w:pPr>
+            <w:r>
+              <w:t>Asignación de roles</w:t>
+            </w:r>
+          </w:p>
+        </w:tc>
+      </w:tr>
+      <w:tr>
+        <w:trPr>
+          <w:trHeight w:val="300"/>
+        </w:trPr>
+        <w:tc>
+          <w:tcPr>
+            <w:tcW w:w="2547" w:type="dxa"/>
+            <w:shd w:val="clear" w:color="auto" w:fill="DAE9F7" w:themeFill="text2" w:themeFillTint="1A"/>
+          </w:tcPr>
+          <w:p>
+            <w:pPr>
+              <w:spacing w:after="0" w:line="259" w:lineRule="auto"/>
+              <w:ind w:left="0" w:firstLine="0"/>
+              <w:jc w:val="left"/>
+            </w:pPr>
+            <w:r>
               <w:lastRenderedPageBreak/>
-              <w:t>Especificación de requerimientos funcionales</w:t>
-            </w:r>
-          </w:p>
-        </w:tc>
-      </w:tr>
-      <w:tr>
-        <w:trPr>
-          <w:trHeight w:val="300"/>
-        </w:trPr>
-        <w:tc>
-          <w:tcPr>
-            <w:tcW w:w="2547" w:type="dxa"/>
-            <w:shd w:val="clear" w:color="auto" w:fill="DAE9F7" w:themeFill="text2" w:themeFillTint="1A"/>
-          </w:tcPr>
-          <w:p>
-            <w:pPr>
-              <w:spacing w:after="0" w:line="259" w:lineRule="auto"/>
-              <w:ind w:left="0" w:firstLine="0"/>
-              <w:jc w:val="left"/>
-            </w:pPr>
-            <w:r>
-              <w:t xml:space="preserve">Id del Requisitos </w:t>
-            </w:r>
-          </w:p>
-        </w:tc>
-        <w:tc>
-          <w:tcPr>
-            <w:tcW w:w="6657" w:type="dxa"/>
-          </w:tcPr>
-          <w:p>
-            <w:pPr>
-              <w:spacing w:after="0" w:line="259" w:lineRule="auto"/>
-              <w:ind w:left="0" w:firstLine="0"/>
-              <w:jc w:val="left"/>
-            </w:pPr>
-            <w:r>
-              <w:t>RF   27</w:t>
-            </w:r>
-          </w:p>
-        </w:tc>
-      </w:tr>
-      <w:tr>
-        <w:trPr>
-          <w:trHeight w:val="300"/>
-        </w:trPr>
-        <w:tc>
-          <w:tcPr>
-            <w:tcW w:w="2547" w:type="dxa"/>
-            <w:shd w:val="clear" w:color="auto" w:fill="DAE9F7" w:themeFill="text2" w:themeFillTint="1A"/>
-          </w:tcPr>
-          <w:p>
-            <w:pPr>
-              <w:spacing w:after="0" w:line="259" w:lineRule="auto"/>
-              <w:ind w:left="0" w:firstLine="0"/>
-              <w:jc w:val="left"/>
-            </w:pPr>
-            <w:r>
-              <w:t>Nombre del requisito</w:t>
-            </w:r>
-          </w:p>
-        </w:tc>
-        <w:tc>
-          <w:tcPr>
-            <w:tcW w:w="6657" w:type="dxa"/>
-          </w:tcPr>
-          <w:p>
-            <w:pPr>
-              <w:spacing w:after="0" w:line="259" w:lineRule="auto"/>
-              <w:ind w:left="0" w:firstLine="0"/>
-              <w:jc w:val="left"/>
-            </w:pPr>
-            <w:r>
-              <w:t>Asignación de roles</w:t>
-            </w:r>
-          </w:p>
-        </w:tc>
-      </w:tr>
-      <w:tr>
-        <w:trPr>
-          <w:trHeight w:val="300"/>
-        </w:trPr>
-        <w:tc>
-          <w:tcPr>
-            <w:tcW w:w="2547" w:type="dxa"/>
-            <w:shd w:val="clear" w:color="auto" w:fill="DAE9F7" w:themeFill="text2" w:themeFillTint="1A"/>
-          </w:tcPr>
-          <w:p>
-            <w:pPr>
-              <w:spacing w:after="0" w:line="259" w:lineRule="auto"/>
-              <w:ind w:left="0" w:firstLine="0"/>
-              <w:jc w:val="left"/>
-            </w:pPr>
-            <w:r>
               <w:t>componente</w:t>
             </w:r>
           </w:p>
@@ -18410,6 +18415,13 @@
             <w:r>
               <w:t xml:space="preserve">El sistema permitirá asignar roles a los usuarios registrados definiendo sus privilegios y funciones dentro del sistema </w:t>
             </w:r>
+          </w:p>
+          <w:p>
+            <w:pPr>
+              <w:spacing w:after="0" w:line="259" w:lineRule="auto"/>
+              <w:ind w:left="0" w:firstLine="0"/>
+              <w:jc w:val="left"/>
+            </w:pPr>
           </w:p>
         </w:tc>
       </w:tr>
@@ -19578,7 +19590,7 @@
               <w:jc w:val="left"/>
               <w:cnfStyle w:val="100000000000" w:firstRow="1" w:lastRow="0" w:firstColumn="0" w:lastColumn="0" w:oddVBand="0" w:evenVBand="0" w:oddHBand="0" w:evenHBand="0" w:firstRowFirstColumn="0" w:firstRowLastColumn="0" w:lastRowFirstColumn="0" w:lastRowLastColumn="0"/>
               <w:rPr>
-                <w:b w:val="0"/>
+                <w:bCs w:val="0"/>
               </w:rPr>
             </w:pPr>
             <w:r>
@@ -19590,8 +19602,7 @@
           </w:p>
           <w:p>
             <w:pPr>
-              <w:spacing w:after="0" w:line="259" w:lineRule="auto"/>
-              <w:ind w:left="0" w:firstLine="0"/>
+              <w:ind w:left="0" w:right="686" w:firstLine="0"/>
               <w:jc w:val="left"/>
               <w:cnfStyle w:val="100000000000" w:firstRow="1" w:lastRow="0" w:firstColumn="0" w:lastColumn="0" w:oddVBand="0" w:evenVBand="0" w:oddHBand="0" w:evenHBand="0" w:firstRowFirstColumn="0" w:firstRowLastColumn="0" w:lastRowFirstColumn="0" w:lastRowLastColumn="0"/>
               <w:rPr>
@@ -19602,6 +19613,23 @@
               <w:rPr>
                 <w:b w:val="0"/>
               </w:rPr>
+              <w:t xml:space="preserve">RNF  </w:t>
+            </w:r>
+          </w:p>
+          <w:p>
+            <w:pPr>
+              <w:spacing w:after="0" w:line="259" w:lineRule="auto"/>
+              <w:ind w:left="0" w:firstLine="0"/>
+              <w:jc w:val="left"/>
+              <w:cnfStyle w:val="100000000000" w:firstRow="1" w:lastRow="0" w:firstColumn="0" w:lastColumn="0" w:oddVBand="0" w:evenVBand="0" w:oddHBand="0" w:evenHBand="0" w:firstRowFirstColumn="0" w:firstRowLastColumn="0" w:lastRowFirstColumn="0" w:lastRowLastColumn="0"/>
+              <w:rPr>
+                <w:b w:val="0"/>
+              </w:rPr>
+            </w:pPr>
+            <w:r>
+              <w:rPr>
+                <w:b w:val="0"/>
+              </w:rPr>
               <w:t xml:space="preserve"> </w:t>
             </w:r>
           </w:p>
@@ -19796,6 +19824,12 @@
             </w:r>
             <w:r>
               <w:t xml:space="preserve">para generar y validar datos. </w:t>
+            </w:r>
+            <w:r>
+              <w:rPr>
+                <w:highlight w:val="yellow"/>
+              </w:rPr>
+              <w:t>(futuro)</w:t>
             </w:r>
           </w:p>
           <w:p>

--- a/documentacion/REQUISITOSFNF.docx
+++ b/documentacion/REQUISITOSFNF.docx
@@ -923,16 +923,8 @@
           </w:p>
           <w:p>
             <w:pPr>
-              <w:ind w:left="40" w:right="686"/>
-            </w:pPr>
-            <w:proofErr w:type="gramStart"/>
-            <w:r>
-              <w:t>RF  el</w:t>
-            </w:r>
-            <w:proofErr w:type="gramEnd"/>
-            <w:r>
-              <w:t xml:space="preserve"> contador podrá generar un reporte de nomina individual para el empleado </w:t>
-            </w:r>
+              <w:ind w:left="0" w:right="686" w:firstLine="0"/>
+            </w:pPr>
           </w:p>
           <w:p>
             <w:pPr>
@@ -1429,8 +1421,6 @@
               </w:rPr>
               <w:t>mantenibilidad</w:t>
             </w:r>
-            <w:bookmarkStart w:id="0" w:name="_GoBack"/>
-            <w:bookmarkEnd w:id="0"/>
             <w:r>
               <w:t>R</w:t>
             </w:r>
@@ -1528,6 +1518,7 @@
               <w:rPr>
                 <w:b/>
               </w:rPr>
+              <w:lastRenderedPageBreak/>
               <w:t>Especificación de requerimientos funcionales</w:t>
             </w:r>
           </w:p>
@@ -1824,6 +1815,7 @@
                   <w14:uncheckedState w14:val="2610" w14:font="MS Gothic"/>
                 </w14:checkbox>
               </w:sdtPr>
+              <w:sdtEndPr/>
               <w:sdtContent>
                 <w:r>
                   <w:rPr>
@@ -1845,6 +1837,7 @@
                   <w14:uncheckedState w14:val="2610" w14:font="MS Gothic"/>
                 </w14:checkbox>
               </w:sdtPr>
+              <w:sdtEndPr/>
               <w:sdtContent>
                 <w:r>
                   <w:rPr>
@@ -1866,6 +1859,7 @@
                   <w14:uncheckedState w14:val="2610" w14:font="MS Gothic"/>
                 </w14:checkbox>
               </w:sdtPr>
+              <w:sdtEndPr/>
               <w:sdtContent>
                 <w:r>
                   <w:rPr>
@@ -1959,6 +1953,7 @@
                   <w14:uncheckedState w14:val="2610" w14:font="MS Gothic"/>
                 </w14:checkbox>
               </w:sdtPr>
+              <w:sdtEndPr/>
               <w:sdtContent>
                 <w:r>
                   <w:rPr>
@@ -1980,6 +1975,7 @@
                   <w14:uncheckedState w14:val="2610" w14:font="MS Gothic"/>
                 </w14:checkbox>
               </w:sdtPr>
+              <w:sdtEndPr/>
               <w:sdtContent>
                 <w:r>
                   <w:rPr>
@@ -2037,6 +2033,7 @@
                   <w14:uncheckedState w14:val="2610" w14:font="MS Gothic"/>
                 </w14:checkbox>
               </w:sdtPr>
+              <w:sdtEndPr/>
               <w:sdtContent>
                 <w:r>
                   <w:rPr>
@@ -2058,6 +2055,7 @@
                   <w14:uncheckedState w14:val="2610" w14:font="MS Gothic"/>
                 </w14:checkbox>
               </w:sdtPr>
+              <w:sdtEndPr/>
               <w:sdtContent>
                 <w:r>
                   <w:rPr>
@@ -2420,6 +2418,7 @@
                   <w14:uncheckedState w14:val="2610" w14:font="MS Gothic"/>
                 </w14:checkbox>
               </w:sdtPr>
+              <w:sdtEndPr/>
               <w:sdtContent>
                 <w:r>
                   <w:rPr>
@@ -2441,6 +2440,7 @@
                   <w14:uncheckedState w14:val="2610" w14:font="MS Gothic"/>
                 </w14:checkbox>
               </w:sdtPr>
+              <w:sdtEndPr/>
               <w:sdtContent>
                 <w:r>
                   <w:rPr>
@@ -2462,6 +2462,7 @@
                   <w14:uncheckedState w14:val="2610" w14:font="MS Gothic"/>
                 </w14:checkbox>
               </w:sdtPr>
+              <w:sdtEndPr/>
               <w:sdtContent>
                 <w:r>
                   <w:rPr>
@@ -2555,6 +2556,7 @@
                   <w14:uncheckedState w14:val="2610" w14:font="MS Gothic"/>
                 </w14:checkbox>
               </w:sdtPr>
+              <w:sdtEndPr/>
               <w:sdtContent>
                 <w:r>
                   <w:rPr>
@@ -2576,6 +2578,7 @@
                   <w14:uncheckedState w14:val="2610" w14:font="MS Gothic"/>
                 </w14:checkbox>
               </w:sdtPr>
+              <w:sdtEndPr/>
               <w:sdtContent>
                 <w:r>
                   <w:rPr>
@@ -2633,6 +2636,7 @@
                   <w14:uncheckedState w14:val="2610" w14:font="MS Gothic"/>
                 </w14:checkbox>
               </w:sdtPr>
+              <w:sdtEndPr/>
               <w:sdtContent>
                 <w:r>
                   <w:rPr>
@@ -2654,6 +2658,7 @@
                   <w14:uncheckedState w14:val="2610" w14:font="MS Gothic"/>
                 </w14:checkbox>
               </w:sdtPr>
+              <w:sdtEndPr/>
               <w:sdtContent>
                 <w:r>
                   <w:rPr>
@@ -2807,43 +2812,43 @@
               <w:jc w:val="left"/>
             </w:pPr>
             <w:r>
+              <w:t>Nombre del requisito</w:t>
+            </w:r>
+          </w:p>
+        </w:tc>
+        <w:tc>
+          <w:tcPr>
+            <w:tcW w:w="6657" w:type="dxa"/>
+          </w:tcPr>
+          <w:p>
+            <w:pPr>
+              <w:spacing w:after="0" w:line="259" w:lineRule="auto"/>
+              <w:ind w:left="0" w:firstLine="0"/>
+              <w:jc w:val="left"/>
+            </w:pPr>
+            <w:r>
+              <w:t>Registrar información a la base de datos</w:t>
+            </w:r>
+          </w:p>
+        </w:tc>
+      </w:tr>
+      <w:tr>
+        <w:trPr>
+          <w:trHeight w:val="300"/>
+        </w:trPr>
+        <w:tc>
+          <w:tcPr>
+            <w:tcW w:w="2547" w:type="dxa"/>
+            <w:shd w:val="clear" w:color="auto" w:fill="DAE9F7" w:themeFill="text2" w:themeFillTint="1A"/>
+          </w:tcPr>
+          <w:p>
+            <w:pPr>
+              <w:spacing w:after="0" w:line="259" w:lineRule="auto"/>
+              <w:ind w:left="0" w:firstLine="0"/>
+              <w:jc w:val="left"/>
+            </w:pPr>
+            <w:r>
               <w:lastRenderedPageBreak/>
-              <w:t>Nombre del requisito</w:t>
-            </w:r>
-          </w:p>
-        </w:tc>
-        <w:tc>
-          <w:tcPr>
-            <w:tcW w:w="6657" w:type="dxa"/>
-          </w:tcPr>
-          <w:p>
-            <w:pPr>
-              <w:spacing w:after="0" w:line="259" w:lineRule="auto"/>
-              <w:ind w:left="0" w:firstLine="0"/>
-              <w:jc w:val="left"/>
-            </w:pPr>
-            <w:r>
-              <w:t>Registrar información a la base de datos</w:t>
-            </w:r>
-          </w:p>
-        </w:tc>
-      </w:tr>
-      <w:tr>
-        <w:trPr>
-          <w:trHeight w:val="300"/>
-        </w:trPr>
-        <w:tc>
-          <w:tcPr>
-            <w:tcW w:w="2547" w:type="dxa"/>
-            <w:shd w:val="clear" w:color="auto" w:fill="DAE9F7" w:themeFill="text2" w:themeFillTint="1A"/>
-          </w:tcPr>
-          <w:p>
-            <w:pPr>
-              <w:spacing w:after="0" w:line="259" w:lineRule="auto"/>
-              <w:ind w:left="0" w:firstLine="0"/>
-              <w:jc w:val="left"/>
-            </w:pPr>
-            <w:r>
               <w:t>componente</w:t>
             </w:r>
           </w:p>
@@ -3026,6 +3031,7 @@
                   <w14:uncheckedState w14:val="2610" w14:font="MS Gothic"/>
                 </w14:checkbox>
               </w:sdtPr>
+              <w:sdtEndPr/>
               <w:sdtContent>
                 <w:r>
                   <w:rPr>
@@ -3047,6 +3053,7 @@
                   <w14:uncheckedState w14:val="2610" w14:font="MS Gothic"/>
                 </w14:checkbox>
               </w:sdtPr>
+              <w:sdtEndPr/>
               <w:sdtContent>
                 <w:r>
                   <w:rPr>
@@ -3068,6 +3075,7 @@
                   <w14:uncheckedState w14:val="2610" w14:font="MS Gothic"/>
                 </w14:checkbox>
               </w:sdtPr>
+              <w:sdtEndPr/>
               <w:sdtContent>
                 <w:r>
                   <w:rPr>
@@ -3185,6 +3193,7 @@
                   <w14:uncheckedState w14:val="2610" w14:font="MS Gothic"/>
                 </w14:checkbox>
               </w:sdtPr>
+              <w:sdtEndPr/>
               <w:sdtContent>
                 <w:r>
                   <w:rPr>
@@ -3206,6 +3215,7 @@
                   <w14:uncheckedState w14:val="2610" w14:font="MS Gothic"/>
                 </w14:checkbox>
               </w:sdtPr>
+              <w:sdtEndPr/>
               <w:sdtContent>
                 <w:r>
                   <w:rPr>
@@ -3263,6 +3273,7 @@
                   <w14:uncheckedState w14:val="2610" w14:font="MS Gothic"/>
                 </w14:checkbox>
               </w:sdtPr>
+              <w:sdtEndPr/>
               <w:sdtContent>
                 <w:r>
                   <w:rPr>
@@ -3284,6 +3295,7 @@
                   <w14:uncheckedState w14:val="2610" w14:font="MS Gothic"/>
                 </w14:checkbox>
               </w:sdtPr>
+              <w:sdtEndPr/>
               <w:sdtContent>
                 <w:r>
                   <w:rPr>
@@ -3689,6 +3701,7 @@
                   <w14:uncheckedState w14:val="2610" w14:font="MS Gothic"/>
                 </w14:checkbox>
               </w:sdtPr>
+              <w:sdtEndPr/>
               <w:sdtContent>
                 <w:r>
                   <w:rPr>
@@ -3710,6 +3723,7 @@
                   <w14:uncheckedState w14:val="2610" w14:font="MS Gothic"/>
                 </w14:checkbox>
               </w:sdtPr>
+              <w:sdtEndPr/>
               <w:sdtContent>
                 <w:r>
                   <w:rPr>
@@ -3731,6 +3745,7 @@
                   <w14:uncheckedState w14:val="2610" w14:font="MS Gothic"/>
                 </w14:checkbox>
               </w:sdtPr>
+              <w:sdtEndPr/>
               <w:sdtContent>
                 <w:r>
                   <w:rPr>
@@ -3824,6 +3839,7 @@
                   <w14:uncheckedState w14:val="2610" w14:font="MS Gothic"/>
                 </w14:checkbox>
               </w:sdtPr>
+              <w:sdtEndPr/>
               <w:sdtContent>
                 <w:r>
                   <w:rPr>
@@ -3845,6 +3861,7 @@
                   <w14:uncheckedState w14:val="2610" w14:font="MS Gothic"/>
                 </w14:checkbox>
               </w:sdtPr>
+              <w:sdtEndPr/>
               <w:sdtContent>
                 <w:r>
                   <w:rPr>
@@ -3902,6 +3919,7 @@
                   <w14:uncheckedState w14:val="2610" w14:font="MS Gothic"/>
                 </w14:checkbox>
               </w:sdtPr>
+              <w:sdtEndPr/>
               <w:sdtContent>
                 <w:r>
                   <w:rPr>
@@ -3923,6 +3941,7 @@
                   <w14:uncheckedState w14:val="2610" w14:font="MS Gothic"/>
                 </w14:checkbox>
               </w:sdtPr>
+              <w:sdtEndPr/>
               <w:sdtContent>
                 <w:r>
                   <w:rPr>
@@ -4034,28 +4053,28 @@
               <w:rPr>
                 <w:b/>
               </w:rPr>
+              <w:t>Especificación de requerimientos funcionales</w:t>
+            </w:r>
+          </w:p>
+        </w:tc>
+      </w:tr>
+      <w:tr>
+        <w:trPr>
+          <w:trHeight w:val="300"/>
+        </w:trPr>
+        <w:tc>
+          <w:tcPr>
+            <w:tcW w:w="2547" w:type="dxa"/>
+            <w:shd w:val="clear" w:color="auto" w:fill="DAE9F7" w:themeFill="text2" w:themeFillTint="1A"/>
+          </w:tcPr>
+          <w:p>
+            <w:pPr>
+              <w:spacing w:after="0" w:line="259" w:lineRule="auto"/>
+              <w:ind w:left="0" w:firstLine="0"/>
+              <w:jc w:val="left"/>
+            </w:pPr>
+            <w:r>
               <w:lastRenderedPageBreak/>
-              <w:t>Especificación de requerimientos funcionales</w:t>
-            </w:r>
-          </w:p>
-        </w:tc>
-      </w:tr>
-      <w:tr>
-        <w:trPr>
-          <w:trHeight w:val="300"/>
-        </w:trPr>
-        <w:tc>
-          <w:tcPr>
-            <w:tcW w:w="2547" w:type="dxa"/>
-            <w:shd w:val="clear" w:color="auto" w:fill="DAE9F7" w:themeFill="text2" w:themeFillTint="1A"/>
-          </w:tcPr>
-          <w:p>
-            <w:pPr>
-              <w:spacing w:after="0" w:line="259" w:lineRule="auto"/>
-              <w:ind w:left="0" w:firstLine="0"/>
-              <w:jc w:val="left"/>
-            </w:pPr>
-            <w:r>
               <w:t xml:space="preserve">Id del Requisitos </w:t>
             </w:r>
           </w:p>
@@ -4323,6 +4342,7 @@
                   <w14:uncheckedState w14:val="2610" w14:font="MS Gothic"/>
                 </w14:checkbox>
               </w:sdtPr>
+              <w:sdtEndPr/>
               <w:sdtContent>
                 <w:r>
                   <w:rPr>
@@ -4344,6 +4364,7 @@
                   <w14:uncheckedState w14:val="2610" w14:font="MS Gothic"/>
                 </w14:checkbox>
               </w:sdtPr>
+              <w:sdtEndPr/>
               <w:sdtContent>
                 <w:r>
                   <w:rPr>
@@ -4365,6 +4386,7 @@
                   <w14:uncheckedState w14:val="2610" w14:font="MS Gothic"/>
                 </w14:checkbox>
               </w:sdtPr>
+              <w:sdtEndPr/>
               <w:sdtContent>
                 <w:r>
                   <w:rPr>
@@ -4458,6 +4480,7 @@
                   <w14:uncheckedState w14:val="2610" w14:font="MS Gothic"/>
                 </w14:checkbox>
               </w:sdtPr>
+              <w:sdtEndPr/>
               <w:sdtContent>
                 <w:r>
                   <w:rPr>
@@ -4479,6 +4502,7 @@
                   <w14:uncheckedState w14:val="2610" w14:font="MS Gothic"/>
                 </w14:checkbox>
               </w:sdtPr>
+              <w:sdtEndPr/>
               <w:sdtContent>
                 <w:r>
                   <w:rPr>
@@ -4536,6 +4560,7 @@
                   <w14:uncheckedState w14:val="2610" w14:font="MS Gothic"/>
                 </w14:checkbox>
               </w:sdtPr>
+              <w:sdtEndPr/>
               <w:sdtContent>
                 <w:r>
                   <w:rPr>
@@ -4557,6 +4582,7 @@
                   <w14:uncheckedState w14:val="2610" w14:font="MS Gothic"/>
                 </w14:checkbox>
               </w:sdtPr>
+              <w:sdtEndPr/>
               <w:sdtContent>
                 <w:r>
                   <w:rPr>
@@ -4906,6 +4932,7 @@
                   <w14:uncheckedState w14:val="2610" w14:font="MS Gothic"/>
                 </w14:checkbox>
               </w:sdtPr>
+              <w:sdtEndPr/>
               <w:sdtContent>
                 <w:r>
                   <w:rPr>
@@ -4927,6 +4954,7 @@
                   <w14:uncheckedState w14:val="2610" w14:font="MS Gothic"/>
                 </w14:checkbox>
               </w:sdtPr>
+              <w:sdtEndPr/>
               <w:sdtContent>
                 <w:r>
                   <w:rPr>
@@ -4948,6 +4976,7 @@
                   <w14:uncheckedState w14:val="2610" w14:font="MS Gothic"/>
                 </w14:checkbox>
               </w:sdtPr>
+              <w:sdtEndPr/>
               <w:sdtContent>
                 <w:r>
                   <w:rPr>
@@ -5041,6 +5070,7 @@
                   <w14:uncheckedState w14:val="2610" w14:font="MS Gothic"/>
                 </w14:checkbox>
               </w:sdtPr>
+              <w:sdtEndPr/>
               <w:sdtContent>
                 <w:r>
                   <w:rPr>
@@ -5062,6 +5092,7 @@
                   <w14:uncheckedState w14:val="2610" w14:font="MS Gothic"/>
                 </w14:checkbox>
               </w:sdtPr>
+              <w:sdtEndPr/>
               <w:sdtContent>
                 <w:r>
                   <w:rPr>
@@ -5119,6 +5150,7 @@
                   <w14:uncheckedState w14:val="2610" w14:font="MS Gothic"/>
                 </w14:checkbox>
               </w:sdtPr>
+              <w:sdtEndPr/>
               <w:sdtContent>
                 <w:r>
                   <w:rPr>
@@ -5140,6 +5172,7 @@
                   <w14:uncheckedState w14:val="2610" w14:font="MS Gothic"/>
                 </w14:checkbox>
               </w:sdtPr>
+              <w:sdtEndPr/>
               <w:sdtContent>
                 <w:r>
                   <w:rPr>
@@ -5340,43 +5373,43 @@
               <w:jc w:val="left"/>
             </w:pPr>
             <w:r>
+              <w:t>componente</w:t>
+            </w:r>
+          </w:p>
+        </w:tc>
+        <w:tc>
+          <w:tcPr>
+            <w:tcW w:w="6657" w:type="dxa"/>
+          </w:tcPr>
+          <w:p>
+            <w:pPr>
+              <w:spacing w:after="0" w:line="259" w:lineRule="auto"/>
+              <w:ind w:left="0" w:firstLine="0"/>
+              <w:jc w:val="left"/>
+            </w:pPr>
+            <w:r>
+              <w:t xml:space="preserve">Modulo inicio de sesión </w:t>
+            </w:r>
+          </w:p>
+        </w:tc>
+      </w:tr>
+      <w:tr>
+        <w:trPr>
+          <w:trHeight w:val="300"/>
+        </w:trPr>
+        <w:tc>
+          <w:tcPr>
+            <w:tcW w:w="2547" w:type="dxa"/>
+            <w:shd w:val="clear" w:color="auto" w:fill="DAE9F7" w:themeFill="text2" w:themeFillTint="1A"/>
+          </w:tcPr>
+          <w:p>
+            <w:pPr>
+              <w:spacing w:after="0" w:line="259" w:lineRule="auto"/>
+              <w:ind w:left="0" w:firstLine="0"/>
+              <w:jc w:val="left"/>
+            </w:pPr>
+            <w:r>
               <w:lastRenderedPageBreak/>
-              <w:t>componente</w:t>
-            </w:r>
-          </w:p>
-        </w:tc>
-        <w:tc>
-          <w:tcPr>
-            <w:tcW w:w="6657" w:type="dxa"/>
-          </w:tcPr>
-          <w:p>
-            <w:pPr>
-              <w:spacing w:after="0" w:line="259" w:lineRule="auto"/>
-              <w:ind w:left="0" w:firstLine="0"/>
-              <w:jc w:val="left"/>
-            </w:pPr>
-            <w:r>
-              <w:t xml:space="preserve">Modulo inicio de sesión </w:t>
-            </w:r>
-          </w:p>
-        </w:tc>
-      </w:tr>
-      <w:tr>
-        <w:trPr>
-          <w:trHeight w:val="300"/>
-        </w:trPr>
-        <w:tc>
-          <w:tcPr>
-            <w:tcW w:w="2547" w:type="dxa"/>
-            <w:shd w:val="clear" w:color="auto" w:fill="DAE9F7" w:themeFill="text2" w:themeFillTint="1A"/>
-          </w:tcPr>
-          <w:p>
-            <w:pPr>
-              <w:spacing w:after="0" w:line="259" w:lineRule="auto"/>
-              <w:ind w:left="0" w:firstLine="0"/>
-              <w:jc w:val="left"/>
-            </w:pPr>
-            <w:r>
               <w:t>Característica asociada</w:t>
             </w:r>
           </w:p>
@@ -5530,6 +5563,7 @@
                   <w14:uncheckedState w14:val="2610" w14:font="MS Gothic"/>
                 </w14:checkbox>
               </w:sdtPr>
+              <w:sdtEndPr/>
               <w:sdtContent>
                 <w:r>
                   <w:rPr>
@@ -5551,6 +5585,7 @@
                   <w14:uncheckedState w14:val="2610" w14:font="MS Gothic"/>
                 </w14:checkbox>
               </w:sdtPr>
+              <w:sdtEndPr/>
               <w:sdtContent>
                 <w:r>
                   <w:rPr>
@@ -5572,6 +5607,7 @@
                   <w14:uncheckedState w14:val="2610" w14:font="MS Gothic"/>
                 </w14:checkbox>
               </w:sdtPr>
+              <w:sdtEndPr/>
               <w:sdtContent>
                 <w:r>
                   <w:rPr>
@@ -5665,6 +5701,7 @@
                   <w14:uncheckedState w14:val="2610" w14:font="MS Gothic"/>
                 </w14:checkbox>
               </w:sdtPr>
+              <w:sdtEndPr/>
               <w:sdtContent>
                 <w:r>
                   <w:rPr>
@@ -5686,6 +5723,7 @@
                   <w14:uncheckedState w14:val="2610" w14:font="MS Gothic"/>
                 </w14:checkbox>
               </w:sdtPr>
+              <w:sdtEndPr/>
               <w:sdtContent>
                 <w:r>
                   <w:rPr>
@@ -5743,6 +5781,7 @@
                   <w14:uncheckedState w14:val="2610" w14:font="MS Gothic"/>
                 </w14:checkbox>
               </w:sdtPr>
+              <w:sdtEndPr/>
               <w:sdtContent>
                 <w:r>
                   <w:rPr>
@@ -5764,6 +5803,7 @@
                   <w14:uncheckedState w14:val="2610" w14:font="MS Gothic"/>
                 </w14:checkbox>
               </w:sdtPr>
+              <w:sdtEndPr/>
               <w:sdtContent>
                 <w:r>
                   <w:rPr>
@@ -6157,6 +6197,7 @@
                   <w14:uncheckedState w14:val="2610" w14:font="MS Gothic"/>
                 </w14:checkbox>
               </w:sdtPr>
+              <w:sdtEndPr/>
               <w:sdtContent>
                 <w:r>
                   <w:rPr>
@@ -6178,6 +6219,7 @@
                   <w14:uncheckedState w14:val="2610" w14:font="MS Gothic"/>
                 </w14:checkbox>
               </w:sdtPr>
+              <w:sdtEndPr/>
               <w:sdtContent>
                 <w:r>
                   <w:rPr>
@@ -6199,6 +6241,7 @@
                   <w14:uncheckedState w14:val="2610" w14:font="MS Gothic"/>
                 </w14:checkbox>
               </w:sdtPr>
+              <w:sdtEndPr/>
               <w:sdtContent>
                 <w:r>
                   <w:rPr>
@@ -6292,6 +6335,7 @@
                   <w14:uncheckedState w14:val="2610" w14:font="MS Gothic"/>
                 </w14:checkbox>
               </w:sdtPr>
+              <w:sdtEndPr/>
               <w:sdtContent>
                 <w:r>
                   <w:rPr>
@@ -6313,6 +6357,7 @@
                   <w14:uncheckedState w14:val="2610" w14:font="MS Gothic"/>
                 </w14:checkbox>
               </w:sdtPr>
+              <w:sdtEndPr/>
               <w:sdtContent>
                 <w:r>
                   <w:rPr>
@@ -6370,6 +6415,7 @@
                   <w14:uncheckedState w14:val="2610" w14:font="MS Gothic"/>
                 </w14:checkbox>
               </w:sdtPr>
+              <w:sdtEndPr/>
               <w:sdtContent>
                 <w:r>
                   <w:rPr>
@@ -6391,6 +6437,7 @@
                   <w14:uncheckedState w14:val="2610" w14:font="MS Gothic"/>
                 </w14:checkbox>
               </w:sdtPr>
+              <w:sdtEndPr/>
               <w:sdtContent>
                 <w:r>
                   <w:rPr>
@@ -6580,43 +6627,43 @@
               <w:jc w:val="left"/>
             </w:pPr>
             <w:r>
+              <w:t xml:space="preserve">Id del Requisitos </w:t>
+            </w:r>
+          </w:p>
+        </w:tc>
+        <w:tc>
+          <w:tcPr>
+            <w:tcW w:w="6657" w:type="dxa"/>
+          </w:tcPr>
+          <w:p>
+            <w:pPr>
+              <w:spacing w:after="0" w:line="259" w:lineRule="auto"/>
+              <w:ind w:left="0" w:firstLine="0"/>
+              <w:jc w:val="left"/>
+            </w:pPr>
+            <w:r>
+              <w:t>RF 09</w:t>
+            </w:r>
+          </w:p>
+        </w:tc>
+      </w:tr>
+      <w:tr>
+        <w:trPr>
+          <w:trHeight w:val="300"/>
+        </w:trPr>
+        <w:tc>
+          <w:tcPr>
+            <w:tcW w:w="2547" w:type="dxa"/>
+            <w:shd w:val="clear" w:color="auto" w:fill="DAE9F7" w:themeFill="text2" w:themeFillTint="1A"/>
+          </w:tcPr>
+          <w:p>
+            <w:pPr>
+              <w:spacing w:after="0" w:line="259" w:lineRule="auto"/>
+              <w:ind w:left="0" w:firstLine="0"/>
+              <w:jc w:val="left"/>
+            </w:pPr>
+            <w:r>
               <w:lastRenderedPageBreak/>
-              <w:t xml:space="preserve">Id del Requisitos </w:t>
-            </w:r>
-          </w:p>
-        </w:tc>
-        <w:tc>
-          <w:tcPr>
-            <w:tcW w:w="6657" w:type="dxa"/>
-          </w:tcPr>
-          <w:p>
-            <w:pPr>
-              <w:spacing w:after="0" w:line="259" w:lineRule="auto"/>
-              <w:ind w:left="0" w:firstLine="0"/>
-              <w:jc w:val="left"/>
-            </w:pPr>
-            <w:r>
-              <w:t>RF 09</w:t>
-            </w:r>
-          </w:p>
-        </w:tc>
-      </w:tr>
-      <w:tr>
-        <w:trPr>
-          <w:trHeight w:val="300"/>
-        </w:trPr>
-        <w:tc>
-          <w:tcPr>
-            <w:tcW w:w="2547" w:type="dxa"/>
-            <w:shd w:val="clear" w:color="auto" w:fill="DAE9F7" w:themeFill="text2" w:themeFillTint="1A"/>
-          </w:tcPr>
-          <w:p>
-            <w:pPr>
-              <w:spacing w:after="0" w:line="259" w:lineRule="auto"/>
-              <w:ind w:left="0" w:firstLine="0"/>
-              <w:jc w:val="left"/>
-            </w:pPr>
-            <w:r>
               <w:t>Nombre del requisito</w:t>
             </w:r>
           </w:p>
@@ -6845,6 +6892,7 @@
                   <w14:uncheckedState w14:val="2610" w14:font="MS Gothic"/>
                 </w14:checkbox>
               </w:sdtPr>
+              <w:sdtEndPr/>
               <w:sdtContent>
                 <w:r>
                   <w:rPr>
@@ -6866,6 +6914,7 @@
                   <w14:uncheckedState w14:val="2610" w14:font="MS Gothic"/>
                 </w14:checkbox>
               </w:sdtPr>
+              <w:sdtEndPr/>
               <w:sdtContent>
                 <w:r>
                   <w:rPr>
@@ -6887,6 +6936,7 @@
                   <w14:uncheckedState w14:val="2610" w14:font="MS Gothic"/>
                 </w14:checkbox>
               </w:sdtPr>
+              <w:sdtEndPr/>
               <w:sdtContent>
                 <w:r>
                   <w:rPr>
@@ -6998,6 +7048,7 @@
                   <w14:uncheckedState w14:val="2610" w14:font="MS Gothic"/>
                 </w14:checkbox>
               </w:sdtPr>
+              <w:sdtEndPr/>
               <w:sdtContent>
                 <w:r>
                   <w:rPr>
@@ -7019,6 +7070,7 @@
                   <w14:uncheckedState w14:val="2610" w14:font="MS Gothic"/>
                 </w14:checkbox>
               </w:sdtPr>
+              <w:sdtEndPr/>
               <w:sdtContent>
                 <w:r>
                   <w:rPr>
@@ -7076,6 +7128,7 @@
                   <w14:uncheckedState w14:val="2610" w14:font="MS Gothic"/>
                 </w14:checkbox>
               </w:sdtPr>
+              <w:sdtEndPr/>
               <w:sdtContent>
                 <w:r>
                   <w:rPr>
@@ -7097,6 +7150,7 @@
                   <w14:uncheckedState w14:val="2610" w14:font="MS Gothic"/>
                 </w14:checkbox>
               </w:sdtPr>
+              <w:sdtEndPr/>
               <w:sdtContent>
                 <w:r>
                   <w:rPr>
@@ -7463,6 +7517,7 @@
                   <w14:uncheckedState w14:val="2610" w14:font="MS Gothic"/>
                 </w14:checkbox>
               </w:sdtPr>
+              <w:sdtEndPr/>
               <w:sdtContent>
                 <w:r>
                   <w:rPr>
@@ -7484,6 +7539,7 @@
                   <w14:uncheckedState w14:val="2610" w14:font="MS Gothic"/>
                 </w14:checkbox>
               </w:sdtPr>
+              <w:sdtEndPr/>
               <w:sdtContent>
                 <w:r>
                   <w:rPr>
@@ -7505,6 +7561,7 @@
                   <w14:uncheckedState w14:val="2610" w14:font="MS Gothic"/>
                 </w14:checkbox>
               </w:sdtPr>
+              <w:sdtEndPr/>
               <w:sdtContent>
                 <w:r>
                   <w:rPr>
@@ -7598,6 +7655,7 @@
                   <w14:uncheckedState w14:val="2610" w14:font="MS Gothic"/>
                 </w14:checkbox>
               </w:sdtPr>
+              <w:sdtEndPr/>
               <w:sdtContent>
                 <w:r>
                   <w:rPr>
@@ -7619,6 +7677,7 @@
                   <w14:uncheckedState w14:val="2610" w14:font="MS Gothic"/>
                 </w14:checkbox>
               </w:sdtPr>
+              <w:sdtEndPr/>
               <w:sdtContent>
                 <w:r>
                   <w:rPr>
@@ -7676,6 +7735,7 @@
                   <w14:uncheckedState w14:val="2610" w14:font="MS Gothic"/>
                 </w14:checkbox>
               </w:sdtPr>
+              <w:sdtEndPr/>
               <w:sdtContent>
                 <w:r>
                   <w:rPr>
@@ -7697,6 +7757,7 @@
                   <w14:uncheckedState w14:val="2610" w14:font="MS Gothic"/>
                 </w14:checkbox>
               </w:sdtPr>
+              <w:sdtEndPr/>
               <w:sdtContent>
                 <w:r>
                   <w:rPr>
@@ -7881,6 +7942,7 @@
               <w:rPr>
                 <w:b/>
               </w:rPr>
+              <w:lastRenderedPageBreak/>
               <w:t>Especificación de requerimientos funcionales</w:t>
             </w:r>
           </w:p>
@@ -8158,6 +8220,7 @@
                   <w14:uncheckedState w14:val="2610" w14:font="MS Gothic"/>
                 </w14:checkbox>
               </w:sdtPr>
+              <w:sdtEndPr/>
               <w:sdtContent>
                 <w:r>
                   <w:rPr>
@@ -8179,6 +8242,7 @@
                   <w14:uncheckedState w14:val="2610" w14:font="MS Gothic"/>
                 </w14:checkbox>
               </w:sdtPr>
+              <w:sdtEndPr/>
               <w:sdtContent>
                 <w:r>
                   <w:rPr>
@@ -8200,6 +8264,7 @@
                   <w14:uncheckedState w14:val="2610" w14:font="MS Gothic"/>
                 </w14:checkbox>
               </w:sdtPr>
+              <w:sdtEndPr/>
               <w:sdtContent>
                 <w:r>
                   <w:rPr>
@@ -8311,6 +8376,7 @@
                   <w14:uncheckedState w14:val="2610" w14:font="MS Gothic"/>
                 </w14:checkbox>
               </w:sdtPr>
+              <w:sdtEndPr/>
               <w:sdtContent>
                 <w:r>
                   <w:rPr>
@@ -8332,6 +8398,7 @@
                   <w14:uncheckedState w14:val="2610" w14:font="MS Gothic"/>
                 </w14:checkbox>
               </w:sdtPr>
+              <w:sdtEndPr/>
               <w:sdtContent>
                 <w:r>
                   <w:rPr>
@@ -8389,6 +8456,7 @@
                   <w14:uncheckedState w14:val="2610" w14:font="MS Gothic"/>
                 </w14:checkbox>
               </w:sdtPr>
+              <w:sdtEndPr/>
               <w:sdtContent>
                 <w:r>
                   <w:rPr>
@@ -8410,6 +8478,7 @@
                   <w14:uncheckedState w14:val="2610" w14:font="MS Gothic"/>
                 </w14:checkbox>
               </w:sdtPr>
+              <w:sdtEndPr/>
               <w:sdtContent>
                 <w:r>
                   <w:rPr>
@@ -8808,6 +8877,7 @@
                   <w14:uncheckedState w14:val="2610" w14:font="MS Gothic"/>
                 </w14:checkbox>
               </w:sdtPr>
+              <w:sdtEndPr/>
               <w:sdtContent>
                 <w:r>
                   <w:rPr>
@@ -8829,6 +8899,7 @@
                   <w14:uncheckedState w14:val="2610" w14:font="MS Gothic"/>
                 </w14:checkbox>
               </w:sdtPr>
+              <w:sdtEndPr/>
               <w:sdtContent>
                 <w:r>
                   <w:rPr>
@@ -8850,6 +8921,7 @@
                   <w14:uncheckedState w14:val="2610" w14:font="MS Gothic"/>
                 </w14:checkbox>
               </w:sdtPr>
+              <w:sdtEndPr/>
               <w:sdtContent>
                 <w:r>
                   <w:rPr>
@@ -8967,6 +9039,7 @@
                   <w14:uncheckedState w14:val="2610" w14:font="MS Gothic"/>
                 </w14:checkbox>
               </w:sdtPr>
+              <w:sdtEndPr/>
               <w:sdtContent>
                 <w:r>
                   <w:rPr>
@@ -8988,6 +9061,7 @@
                   <w14:uncheckedState w14:val="2610" w14:font="MS Gothic"/>
                 </w14:checkbox>
               </w:sdtPr>
+              <w:sdtEndPr/>
               <w:sdtContent>
                 <w:r>
                   <w:rPr>
@@ -9045,6 +9119,7 @@
                   <w14:uncheckedState w14:val="2610" w14:font="MS Gothic"/>
                 </w14:checkbox>
               </w:sdtPr>
+              <w:sdtEndPr/>
               <w:sdtContent>
                 <w:r>
                   <w:rPr>
@@ -9066,6 +9141,7 @@
                   <w14:uncheckedState w14:val="2610" w14:font="MS Gothic"/>
                 </w14:checkbox>
               </w:sdtPr>
+              <w:sdtEndPr/>
               <w:sdtContent>
                 <w:r>
                   <w:rPr>
@@ -9175,43 +9251,43 @@
               <w:jc w:val="left"/>
             </w:pPr>
             <w:r>
+              <w:t xml:space="preserve">Id del Requisitos </w:t>
+            </w:r>
+          </w:p>
+        </w:tc>
+        <w:tc>
+          <w:tcPr>
+            <w:tcW w:w="6657" w:type="dxa"/>
+          </w:tcPr>
+          <w:p>
+            <w:pPr>
+              <w:spacing w:after="0" w:line="259" w:lineRule="auto"/>
+              <w:ind w:left="0" w:firstLine="0"/>
+              <w:jc w:val="left"/>
+            </w:pPr>
+            <w:r>
+              <w:t xml:space="preserve">RF  13 </w:t>
+            </w:r>
+          </w:p>
+        </w:tc>
+      </w:tr>
+      <w:tr>
+        <w:trPr>
+          <w:trHeight w:val="300"/>
+        </w:trPr>
+        <w:tc>
+          <w:tcPr>
+            <w:tcW w:w="2547" w:type="dxa"/>
+            <w:shd w:val="clear" w:color="auto" w:fill="DAE9F7" w:themeFill="text2" w:themeFillTint="1A"/>
+          </w:tcPr>
+          <w:p>
+            <w:pPr>
+              <w:spacing w:after="0" w:line="259" w:lineRule="auto"/>
+              <w:ind w:left="0" w:firstLine="0"/>
+              <w:jc w:val="left"/>
+            </w:pPr>
+            <w:r>
               <w:lastRenderedPageBreak/>
-              <w:t xml:space="preserve">Id del Requisitos </w:t>
-            </w:r>
-          </w:p>
-        </w:tc>
-        <w:tc>
-          <w:tcPr>
-            <w:tcW w:w="6657" w:type="dxa"/>
-          </w:tcPr>
-          <w:p>
-            <w:pPr>
-              <w:spacing w:after="0" w:line="259" w:lineRule="auto"/>
-              <w:ind w:left="0" w:firstLine="0"/>
-              <w:jc w:val="left"/>
-            </w:pPr>
-            <w:r>
-              <w:t xml:space="preserve">RF  13 </w:t>
-            </w:r>
-          </w:p>
-        </w:tc>
-      </w:tr>
-      <w:tr>
-        <w:trPr>
-          <w:trHeight w:val="300"/>
-        </w:trPr>
-        <w:tc>
-          <w:tcPr>
-            <w:tcW w:w="2547" w:type="dxa"/>
-            <w:shd w:val="clear" w:color="auto" w:fill="DAE9F7" w:themeFill="text2" w:themeFillTint="1A"/>
-          </w:tcPr>
-          <w:p>
-            <w:pPr>
-              <w:spacing w:after="0" w:line="259" w:lineRule="auto"/>
-              <w:ind w:left="0" w:firstLine="0"/>
-              <w:jc w:val="left"/>
-            </w:pPr>
-            <w:r>
               <w:t>Nombre del requisito</w:t>
             </w:r>
           </w:p>
@@ -9426,6 +9502,7 @@
                   <w14:uncheckedState w14:val="2610" w14:font="MS Gothic"/>
                 </w14:checkbox>
               </w:sdtPr>
+              <w:sdtEndPr/>
               <w:sdtContent>
                 <w:r>
                   <w:rPr>
@@ -9447,6 +9524,7 @@
                   <w14:uncheckedState w14:val="2610" w14:font="MS Gothic"/>
                 </w14:checkbox>
               </w:sdtPr>
+              <w:sdtEndPr/>
               <w:sdtContent>
                 <w:r>
                   <w:rPr>
@@ -9468,6 +9546,7 @@
                   <w14:uncheckedState w14:val="2610" w14:font="MS Gothic"/>
                 </w14:checkbox>
               </w:sdtPr>
+              <w:sdtEndPr/>
               <w:sdtContent>
                 <w:r>
                   <w:rPr>
@@ -9561,6 +9640,7 @@
                   <w14:uncheckedState w14:val="2610" w14:font="MS Gothic"/>
                 </w14:checkbox>
               </w:sdtPr>
+              <w:sdtEndPr/>
               <w:sdtContent>
                 <w:r>
                   <w:rPr>
@@ -9582,6 +9662,7 @@
                   <w14:uncheckedState w14:val="2610" w14:font="MS Gothic"/>
                 </w14:checkbox>
               </w:sdtPr>
+              <w:sdtEndPr/>
               <w:sdtContent>
                 <w:r>
                   <w:rPr>
@@ -9639,6 +9720,7 @@
                   <w14:uncheckedState w14:val="2610" w14:font="MS Gothic"/>
                 </w14:checkbox>
               </w:sdtPr>
+              <w:sdtEndPr/>
               <w:sdtContent>
                 <w:r>
                   <w:rPr>
@@ -9660,6 +9742,7 @@
                   <w14:uncheckedState w14:val="2610" w14:font="MS Gothic"/>
                 </w14:checkbox>
               </w:sdtPr>
+              <w:sdtEndPr/>
               <w:sdtContent>
                 <w:r>
                   <w:rPr>
@@ -10064,6 +10147,7 @@
                   <w14:uncheckedState w14:val="2610" w14:font="MS Gothic"/>
                 </w14:checkbox>
               </w:sdtPr>
+              <w:sdtEndPr/>
               <w:sdtContent>
                 <w:r>
                   <w:rPr>
@@ -10085,6 +10169,7 @@
                   <w14:uncheckedState w14:val="2610" w14:font="MS Gothic"/>
                 </w14:checkbox>
               </w:sdtPr>
+              <w:sdtEndPr/>
               <w:sdtContent>
                 <w:r>
                   <w:rPr>
@@ -10106,6 +10191,7 @@
                   <w14:uncheckedState w14:val="2610" w14:font="MS Gothic"/>
                 </w14:checkbox>
               </w:sdtPr>
+              <w:sdtEndPr/>
               <w:sdtContent>
                 <w:r>
                   <w:rPr>
@@ -10203,6 +10289,7 @@
                   <w14:uncheckedState w14:val="2610" w14:font="MS Gothic"/>
                 </w14:checkbox>
               </w:sdtPr>
+              <w:sdtEndPr/>
               <w:sdtContent>
                 <w:r>
                   <w:rPr>
@@ -10224,6 +10311,7 @@
                   <w14:uncheckedState w14:val="2610" w14:font="MS Gothic"/>
                 </w14:checkbox>
               </w:sdtPr>
+              <w:sdtEndPr/>
               <w:sdtContent>
                 <w:r>
                   <w:rPr>
@@ -10281,6 +10369,7 @@
                   <w14:uncheckedState w14:val="2610" w14:font="MS Gothic"/>
                 </w14:checkbox>
               </w:sdtPr>
+              <w:sdtEndPr/>
               <w:sdtContent>
                 <w:r>
                   <w:rPr>
@@ -10302,6 +10391,7 @@
                   <w14:uncheckedState w14:val="2610" w14:font="MS Gothic"/>
                 </w14:checkbox>
               </w:sdtPr>
+              <w:sdtEndPr/>
               <w:sdtContent>
                 <w:r>
                   <w:rPr>
@@ -10523,43 +10613,43 @@
               <w:jc w:val="left"/>
             </w:pPr>
             <w:r>
+              <w:t>componente</w:t>
+            </w:r>
+          </w:p>
+        </w:tc>
+        <w:tc>
+          <w:tcPr>
+            <w:tcW w:w="6657" w:type="dxa"/>
+          </w:tcPr>
+          <w:p>
+            <w:pPr>
+              <w:spacing w:after="0" w:line="259" w:lineRule="auto"/>
+              <w:ind w:left="0" w:firstLine="0"/>
+              <w:jc w:val="left"/>
+            </w:pPr>
+            <w:r>
+              <w:t>Módulo de permisos</w:t>
+            </w:r>
+          </w:p>
+        </w:tc>
+      </w:tr>
+      <w:tr>
+        <w:trPr>
+          <w:trHeight w:val="300"/>
+        </w:trPr>
+        <w:tc>
+          <w:tcPr>
+            <w:tcW w:w="2547" w:type="dxa"/>
+            <w:shd w:val="clear" w:color="auto" w:fill="DAE9F7" w:themeFill="text2" w:themeFillTint="1A"/>
+          </w:tcPr>
+          <w:p>
+            <w:pPr>
+              <w:spacing w:after="0" w:line="259" w:lineRule="auto"/>
+              <w:ind w:left="0" w:firstLine="0"/>
+              <w:jc w:val="left"/>
+            </w:pPr>
+            <w:r>
               <w:lastRenderedPageBreak/>
-              <w:t>componente</w:t>
-            </w:r>
-          </w:p>
-        </w:tc>
-        <w:tc>
-          <w:tcPr>
-            <w:tcW w:w="6657" w:type="dxa"/>
-          </w:tcPr>
-          <w:p>
-            <w:pPr>
-              <w:spacing w:after="0" w:line="259" w:lineRule="auto"/>
-              <w:ind w:left="0" w:firstLine="0"/>
-              <w:jc w:val="left"/>
-            </w:pPr>
-            <w:r>
-              <w:t>Módulo de permisos</w:t>
-            </w:r>
-          </w:p>
-        </w:tc>
-      </w:tr>
-      <w:tr>
-        <w:trPr>
-          <w:trHeight w:val="300"/>
-        </w:trPr>
-        <w:tc>
-          <w:tcPr>
-            <w:tcW w:w="2547" w:type="dxa"/>
-            <w:shd w:val="clear" w:color="auto" w:fill="DAE9F7" w:themeFill="text2" w:themeFillTint="1A"/>
-          </w:tcPr>
-          <w:p>
-            <w:pPr>
-              <w:spacing w:after="0" w:line="259" w:lineRule="auto"/>
-              <w:ind w:left="0" w:firstLine="0"/>
-              <w:jc w:val="left"/>
-            </w:pPr>
-            <w:r>
               <w:t>Característica asociada</w:t>
             </w:r>
           </w:p>
@@ -10705,6 +10795,7 @@
                   <w14:uncheckedState w14:val="2610" w14:font="MS Gothic"/>
                 </w14:checkbox>
               </w:sdtPr>
+              <w:sdtEndPr/>
               <w:sdtContent>
                 <w:r>
                   <w:rPr>
@@ -10726,6 +10817,7 @@
                   <w14:uncheckedState w14:val="2610" w14:font="MS Gothic"/>
                 </w14:checkbox>
               </w:sdtPr>
+              <w:sdtEndPr/>
               <w:sdtContent>
                 <w:r>
                   <w:rPr>
@@ -10747,6 +10839,7 @@
                   <w14:uncheckedState w14:val="2610" w14:font="MS Gothic"/>
                 </w14:checkbox>
               </w:sdtPr>
+              <w:sdtEndPr/>
               <w:sdtContent>
                 <w:r>
                   <w:rPr>
@@ -10840,6 +10933,7 @@
                   <w14:uncheckedState w14:val="2610" w14:font="MS Gothic"/>
                 </w14:checkbox>
               </w:sdtPr>
+              <w:sdtEndPr/>
               <w:sdtContent>
                 <w:r>
                   <w:rPr>
@@ -10861,6 +10955,7 @@
                   <w14:uncheckedState w14:val="2610" w14:font="MS Gothic"/>
                 </w14:checkbox>
               </w:sdtPr>
+              <w:sdtEndPr/>
               <w:sdtContent>
                 <w:r>
                   <w:rPr>
@@ -10918,6 +11013,7 @@
                   <w14:uncheckedState w14:val="2610" w14:font="MS Gothic"/>
                 </w14:checkbox>
               </w:sdtPr>
+              <w:sdtEndPr/>
               <w:sdtContent>
                 <w:r>
                   <w:rPr>
@@ -10939,6 +11035,7 @@
                   <w14:uncheckedState w14:val="2610" w14:font="MS Gothic"/>
                 </w14:checkbox>
               </w:sdtPr>
+              <w:sdtEndPr/>
               <w:sdtContent>
                 <w:r>
                   <w:rPr>
@@ -11340,6 +11437,7 @@
                   <w14:uncheckedState w14:val="2610" w14:font="MS Gothic"/>
                 </w14:checkbox>
               </w:sdtPr>
+              <w:sdtEndPr/>
               <w:sdtContent>
                 <w:r>
                   <w:rPr>
@@ -11361,6 +11459,7 @@
                   <w14:uncheckedState w14:val="2610" w14:font="MS Gothic"/>
                 </w14:checkbox>
               </w:sdtPr>
+              <w:sdtEndPr/>
               <w:sdtContent>
                 <w:r>
                   <w:rPr>
@@ -11382,6 +11481,7 @@
                   <w14:uncheckedState w14:val="2610" w14:font="MS Gothic"/>
                 </w14:checkbox>
               </w:sdtPr>
+              <w:sdtEndPr/>
               <w:sdtContent>
                 <w:r>
                   <w:rPr>
@@ -11475,6 +11575,7 @@
                   <w14:uncheckedState w14:val="2610" w14:font="MS Gothic"/>
                 </w14:checkbox>
               </w:sdtPr>
+              <w:sdtEndPr/>
               <w:sdtContent>
                 <w:r>
                   <w:rPr>
@@ -11496,6 +11597,7 @@
                   <w14:uncheckedState w14:val="2610" w14:font="MS Gothic"/>
                 </w14:checkbox>
               </w:sdtPr>
+              <w:sdtEndPr/>
               <w:sdtContent>
                 <w:r>
                   <w:rPr>
@@ -11553,6 +11655,7 @@
                   <w14:uncheckedState w14:val="2610" w14:font="MS Gothic"/>
                 </w14:checkbox>
               </w:sdtPr>
+              <w:sdtEndPr/>
               <w:sdtContent>
                 <w:r>
                   <w:rPr>
@@ -11574,6 +11677,7 @@
                   <w14:uncheckedState w14:val="2610" w14:font="MS Gothic"/>
                 </w14:checkbox>
               </w:sdtPr>
+              <w:sdtEndPr/>
               <w:sdtContent>
                 <w:r>
                   <w:rPr>
@@ -11759,43 +11863,43 @@
               <w:jc w:val="left"/>
             </w:pPr>
             <w:r>
+              <w:t xml:space="preserve">Id del Requisitos </w:t>
+            </w:r>
+          </w:p>
+        </w:tc>
+        <w:tc>
+          <w:tcPr>
+            <w:tcW w:w="6657" w:type="dxa"/>
+          </w:tcPr>
+          <w:p>
+            <w:pPr>
+              <w:spacing w:after="0" w:line="259" w:lineRule="auto"/>
+              <w:ind w:left="0" w:firstLine="0"/>
+              <w:jc w:val="left"/>
+            </w:pPr>
+            <w:r>
+              <w:t>RF   17</w:t>
+            </w:r>
+          </w:p>
+        </w:tc>
+      </w:tr>
+      <w:tr>
+        <w:trPr>
+          <w:trHeight w:val="300"/>
+        </w:trPr>
+        <w:tc>
+          <w:tcPr>
+            <w:tcW w:w="2547" w:type="dxa"/>
+            <w:shd w:val="clear" w:color="auto" w:fill="DAE9F7" w:themeFill="text2" w:themeFillTint="1A"/>
+          </w:tcPr>
+          <w:p>
+            <w:pPr>
+              <w:spacing w:after="0" w:line="259" w:lineRule="auto"/>
+              <w:ind w:left="0" w:firstLine="0"/>
+              <w:jc w:val="left"/>
+            </w:pPr>
+            <w:r>
               <w:lastRenderedPageBreak/>
-              <w:t xml:space="preserve">Id del Requisitos </w:t>
-            </w:r>
-          </w:p>
-        </w:tc>
-        <w:tc>
-          <w:tcPr>
-            <w:tcW w:w="6657" w:type="dxa"/>
-          </w:tcPr>
-          <w:p>
-            <w:pPr>
-              <w:spacing w:after="0" w:line="259" w:lineRule="auto"/>
-              <w:ind w:left="0" w:firstLine="0"/>
-              <w:jc w:val="left"/>
-            </w:pPr>
-            <w:r>
-              <w:t>RF   17</w:t>
-            </w:r>
-          </w:p>
-        </w:tc>
-      </w:tr>
-      <w:tr>
-        <w:trPr>
-          <w:trHeight w:val="300"/>
-        </w:trPr>
-        <w:tc>
-          <w:tcPr>
-            <w:tcW w:w="2547" w:type="dxa"/>
-            <w:shd w:val="clear" w:color="auto" w:fill="DAE9F7" w:themeFill="text2" w:themeFillTint="1A"/>
-          </w:tcPr>
-          <w:p>
-            <w:pPr>
-              <w:spacing w:after="0" w:line="259" w:lineRule="auto"/>
-              <w:ind w:left="0" w:firstLine="0"/>
-              <w:jc w:val="left"/>
-            </w:pPr>
-            <w:r>
               <w:t>Nombre del requisito</w:t>
             </w:r>
           </w:p>
@@ -12015,6 +12119,7 @@
                   <w14:uncheckedState w14:val="2610" w14:font="MS Gothic"/>
                 </w14:checkbox>
               </w:sdtPr>
+              <w:sdtEndPr/>
               <w:sdtContent>
                 <w:r>
                   <w:rPr>
@@ -12036,6 +12141,7 @@
                   <w14:uncheckedState w14:val="2610" w14:font="MS Gothic"/>
                 </w14:checkbox>
               </w:sdtPr>
+              <w:sdtEndPr/>
               <w:sdtContent>
                 <w:r>
                   <w:rPr>
@@ -12057,6 +12163,7 @@
                   <w14:uncheckedState w14:val="2610" w14:font="MS Gothic"/>
                 </w14:checkbox>
               </w:sdtPr>
+              <w:sdtEndPr/>
               <w:sdtContent>
                 <w:r>
                   <w:rPr>
@@ -12150,6 +12257,7 @@
                   <w14:uncheckedState w14:val="2610" w14:font="MS Gothic"/>
                 </w14:checkbox>
               </w:sdtPr>
+              <w:sdtEndPr/>
               <w:sdtContent>
                 <w:r>
                   <w:rPr>
@@ -12171,6 +12279,7 @@
                   <w14:uncheckedState w14:val="2610" w14:font="MS Gothic"/>
                 </w14:checkbox>
               </w:sdtPr>
+              <w:sdtEndPr/>
               <w:sdtContent>
                 <w:r>
                   <w:rPr>
@@ -12228,6 +12337,7 @@
                   <w14:uncheckedState w14:val="2610" w14:font="MS Gothic"/>
                 </w14:checkbox>
               </w:sdtPr>
+              <w:sdtEndPr/>
               <w:sdtContent>
                 <w:r>
                   <w:rPr>
@@ -12249,6 +12359,7 @@
                   <w14:uncheckedState w14:val="2610" w14:font="MS Gothic"/>
                 </w14:checkbox>
               </w:sdtPr>
+              <w:sdtEndPr/>
               <w:sdtContent>
                 <w:r>
                   <w:rPr>
@@ -12655,6 +12766,7 @@
                   <w14:uncheckedState w14:val="2610" w14:font="MS Gothic"/>
                 </w14:checkbox>
               </w:sdtPr>
+              <w:sdtEndPr/>
               <w:sdtContent>
                 <w:r>
                   <w:rPr>
@@ -12676,6 +12788,7 @@
                   <w14:uncheckedState w14:val="2610" w14:font="MS Gothic"/>
                 </w14:checkbox>
               </w:sdtPr>
+              <w:sdtEndPr/>
               <w:sdtContent>
                 <w:r>
                   <w:rPr>
@@ -12697,6 +12810,7 @@
                   <w14:uncheckedState w14:val="2610" w14:font="MS Gothic"/>
                 </w14:checkbox>
               </w:sdtPr>
+              <w:sdtEndPr/>
               <w:sdtContent>
                 <w:r>
                   <w:rPr>
@@ -12808,6 +12922,7 @@
                   <w14:uncheckedState w14:val="2610" w14:font="MS Gothic"/>
                 </w14:checkbox>
               </w:sdtPr>
+              <w:sdtEndPr/>
               <w:sdtContent>
                 <w:r>
                   <w:rPr>
@@ -12829,6 +12944,7 @@
                   <w14:uncheckedState w14:val="2610" w14:font="MS Gothic"/>
                 </w14:checkbox>
               </w:sdtPr>
+              <w:sdtEndPr/>
               <w:sdtContent>
                 <w:r>
                   <w:rPr>
@@ -12886,6 +13002,7 @@
                   <w14:uncheckedState w14:val="2610" w14:font="MS Gothic"/>
                 </w14:checkbox>
               </w:sdtPr>
+              <w:sdtEndPr/>
               <w:sdtContent>
                 <w:r>
                   <w:rPr>
@@ -12907,6 +13024,7 @@
                   <w14:uncheckedState w14:val="2610" w14:font="MS Gothic"/>
                 </w14:checkbox>
               </w:sdtPr>
+              <w:sdtEndPr/>
               <w:sdtContent>
                 <w:r>
                   <w:rPr>
@@ -13102,43 +13220,43 @@
               <w:jc w:val="left"/>
             </w:pPr>
             <w:r>
+              <w:t>Nombre del requisito</w:t>
+            </w:r>
+          </w:p>
+        </w:tc>
+        <w:tc>
+          <w:tcPr>
+            <w:tcW w:w="6657" w:type="dxa"/>
+          </w:tcPr>
+          <w:p>
+            <w:pPr>
+              <w:spacing w:after="0" w:line="259" w:lineRule="auto"/>
+              <w:ind w:left="0" w:firstLine="0"/>
+              <w:jc w:val="left"/>
+            </w:pPr>
+            <w:r>
+              <w:t>Generar y exportar informes</w:t>
+            </w:r>
+          </w:p>
+        </w:tc>
+      </w:tr>
+      <w:tr>
+        <w:trPr>
+          <w:trHeight w:val="300"/>
+        </w:trPr>
+        <w:tc>
+          <w:tcPr>
+            <w:tcW w:w="2547" w:type="dxa"/>
+            <w:shd w:val="clear" w:color="auto" w:fill="DAE9F7" w:themeFill="text2" w:themeFillTint="1A"/>
+          </w:tcPr>
+          <w:p>
+            <w:pPr>
+              <w:spacing w:after="0" w:line="259" w:lineRule="auto"/>
+              <w:ind w:left="0" w:firstLine="0"/>
+              <w:jc w:val="left"/>
+            </w:pPr>
+            <w:r>
               <w:lastRenderedPageBreak/>
-              <w:t>Nombre del requisito</w:t>
-            </w:r>
-          </w:p>
-        </w:tc>
-        <w:tc>
-          <w:tcPr>
-            <w:tcW w:w="6657" w:type="dxa"/>
-          </w:tcPr>
-          <w:p>
-            <w:pPr>
-              <w:spacing w:after="0" w:line="259" w:lineRule="auto"/>
-              <w:ind w:left="0" w:firstLine="0"/>
-              <w:jc w:val="left"/>
-            </w:pPr>
-            <w:r>
-              <w:t>Generar y exportar informes</w:t>
-            </w:r>
-          </w:p>
-        </w:tc>
-      </w:tr>
-      <w:tr>
-        <w:trPr>
-          <w:trHeight w:val="300"/>
-        </w:trPr>
-        <w:tc>
-          <w:tcPr>
-            <w:tcW w:w="2547" w:type="dxa"/>
-            <w:shd w:val="clear" w:color="auto" w:fill="DAE9F7" w:themeFill="text2" w:themeFillTint="1A"/>
-          </w:tcPr>
-          <w:p>
-            <w:pPr>
-              <w:spacing w:after="0" w:line="259" w:lineRule="auto"/>
-              <w:ind w:left="0" w:firstLine="0"/>
-              <w:jc w:val="left"/>
-            </w:pPr>
-            <w:r>
               <w:t>componente</w:t>
             </w:r>
           </w:p>
@@ -13328,6 +13446,7 @@
                   <w14:uncheckedState w14:val="2610" w14:font="MS Gothic"/>
                 </w14:checkbox>
               </w:sdtPr>
+              <w:sdtEndPr/>
               <w:sdtContent>
                 <w:r>
                   <w:rPr>
@@ -13349,6 +13468,7 @@
                   <w14:uncheckedState w14:val="2610" w14:font="MS Gothic"/>
                 </w14:checkbox>
               </w:sdtPr>
+              <w:sdtEndPr/>
               <w:sdtContent>
                 <w:r>
                   <w:rPr>
@@ -13370,6 +13490,7 @@
                   <w14:uncheckedState w14:val="2610" w14:font="MS Gothic"/>
                 </w14:checkbox>
               </w:sdtPr>
+              <w:sdtEndPr/>
               <w:sdtContent>
                 <w:r>
                   <w:rPr>
@@ -13469,6 +13590,7 @@
                   <w14:uncheckedState w14:val="2610" w14:font="MS Gothic"/>
                 </w14:checkbox>
               </w:sdtPr>
+              <w:sdtEndPr/>
               <w:sdtContent>
                 <w:r>
                   <w:rPr>
@@ -13490,6 +13612,7 @@
                   <w14:uncheckedState w14:val="2610" w14:font="MS Gothic"/>
                 </w14:checkbox>
               </w:sdtPr>
+              <w:sdtEndPr/>
               <w:sdtContent>
                 <w:r>
                   <w:rPr>
@@ -13547,6 +13670,7 @@
                   <w14:uncheckedState w14:val="2610" w14:font="MS Gothic"/>
                 </w14:checkbox>
               </w:sdtPr>
+              <w:sdtEndPr/>
               <w:sdtContent>
                 <w:r>
                   <w:rPr>
@@ -13568,6 +13692,7 @@
                   <w14:uncheckedState w14:val="2610" w14:font="MS Gothic"/>
                 </w14:checkbox>
               </w:sdtPr>
+              <w:sdtEndPr/>
               <w:sdtContent>
                 <w:r>
                   <w:rPr>
@@ -13873,8 +13998,12 @@
           </w:tcPr>
           <w:p>
             <w:pPr>
-              <w:spacing w:after="0" w:line="259" w:lineRule="auto"/>
-              <w:ind w:left="0" w:firstLine="0"/>
+              <w:pStyle w:val="Prrafodelista"/>
+              <w:numPr>
+                <w:ilvl w:val="0"/>
+                <w:numId w:val="22"/>
+              </w:numPr>
+              <w:spacing w:after="0" w:line="259" w:lineRule="auto"/>
               <w:jc w:val="left"/>
             </w:pPr>
             <w:r>
@@ -13971,6 +14100,7 @@
                   <w14:uncheckedState w14:val="2610" w14:font="MS Gothic"/>
                 </w14:checkbox>
               </w:sdtPr>
+              <w:sdtEndPr/>
               <w:sdtContent>
                 <w:r>
                   <w:rPr>
@@ -13992,6 +14122,7 @@
                   <w14:uncheckedState w14:val="2610" w14:font="MS Gothic"/>
                 </w14:checkbox>
               </w:sdtPr>
+              <w:sdtEndPr/>
               <w:sdtContent>
                 <w:r>
                   <w:rPr>
@@ -14013,6 +14144,7 @@
                   <w14:uncheckedState w14:val="2610" w14:font="MS Gothic"/>
                 </w14:checkbox>
               </w:sdtPr>
+              <w:sdtEndPr/>
               <w:sdtContent>
                 <w:r>
                   <w:rPr>
@@ -14119,6 +14251,7 @@
                   <w14:uncheckedState w14:val="2610" w14:font="MS Gothic"/>
                 </w14:checkbox>
               </w:sdtPr>
+              <w:sdtEndPr/>
               <w:sdtContent>
                 <w:r>
                   <w:rPr>
@@ -14140,6 +14273,7 @@
                   <w14:uncheckedState w14:val="2610" w14:font="MS Gothic"/>
                 </w14:checkbox>
               </w:sdtPr>
+              <w:sdtEndPr/>
               <w:sdtContent>
                 <w:r>
                   <w:rPr>
@@ -14197,6 +14331,7 @@
                   <w14:uncheckedState w14:val="2610" w14:font="MS Gothic"/>
                 </w14:checkbox>
               </w:sdtPr>
+              <w:sdtEndPr/>
               <w:sdtContent>
                 <w:r>
                   <w:rPr>
@@ -14218,6 +14353,7 @@
                   <w14:uncheckedState w14:val="2610" w14:font="MS Gothic"/>
                 </w14:checkbox>
               </w:sdtPr>
+              <w:sdtEndPr/>
               <w:sdtContent>
                 <w:r>
                   <w:rPr>
@@ -14642,11 +14778,34 @@
               <w:sdtPr>
                 <w:id w:val="257960447"/>
                 <w14:checkbox>
+                  <w14:checked w14:val="1"/>
+                  <w14:checkedState w14:val="2612" w14:font="MS Gothic"/>
+                  <w14:uncheckedState w14:val="2610" w14:font="MS Gothic"/>
+                </w14:checkbox>
+              </w:sdtPr>
+              <w:sdtEndPr/>
+              <w:sdtContent>
+                <w:r>
+                  <w:rPr>
+                    <w:rFonts w:ascii="MS Gothic" w:eastAsia="MS Gothic" w:hAnsi="MS Gothic" w:hint="eastAsia"/>
+                  </w:rPr>
+                  <w:t>☒</w:t>
+                </w:r>
+              </w:sdtContent>
+            </w:sdt>
+            <w:r>
+              <w:t xml:space="preserve">alta/esencial  </w:t>
+            </w:r>
+            <w:sdt>
+              <w:sdtPr>
+                <w:id w:val="1954443550"/>
+                <w14:checkbox>
                   <w14:checked w14:val="0"/>
                   <w14:checkedState w14:val="2612" w14:font="MS Gothic"/>
                   <w14:uncheckedState w14:val="2610" w14:font="MS Gothic"/>
                 </w14:checkbox>
               </w:sdtPr>
+              <w:sdtEndPr/>
               <w:sdtContent>
                 <w:r>
                   <w:rPr>
@@ -14657,17 +14816,18 @@
               </w:sdtContent>
             </w:sdt>
             <w:r>
-              <w:t xml:space="preserve">alta/esencial  </w:t>
+              <w:t xml:space="preserve">media/deseado </w:t>
             </w:r>
             <w:sdt>
               <w:sdtPr>
-                <w:id w:val="1954443550"/>
+                <w:id w:val="-461104827"/>
                 <w14:checkbox>
                   <w14:checked w14:val="0"/>
                   <w14:checkedState w14:val="2612" w14:font="MS Gothic"/>
                   <w14:uncheckedState w14:val="2610" w14:font="MS Gothic"/>
                 </w14:checkbox>
               </w:sdtPr>
+              <w:sdtEndPr/>
               <w:sdtContent>
                 <w:r>
                   <w:rPr>
@@ -14678,17 +14838,128 @@
               </w:sdtContent>
             </w:sdt>
             <w:r>
-              <w:t xml:space="preserve">media/deseado </w:t>
-            </w:r>
+              <w:t>baja/opcional</w:t>
+            </w:r>
+          </w:p>
+        </w:tc>
+      </w:tr>
+      <w:tr>
+        <w:trPr>
+          <w:trHeight w:val="300"/>
+        </w:trPr>
+        <w:tc>
+          <w:tcPr>
+            <w:tcW w:w="2547" w:type="dxa"/>
+            <w:shd w:val="clear" w:color="auto" w:fill="DAE9F7" w:themeFill="text2" w:themeFillTint="1A"/>
+          </w:tcPr>
+          <w:p>
+            <w:pPr>
+              <w:spacing w:after="0" w:line="259" w:lineRule="auto"/>
+              <w:ind w:left="0" w:firstLine="0"/>
+              <w:jc w:val="left"/>
+            </w:pPr>
+            <w:r>
+              <w:t>restricciones</w:t>
+            </w:r>
+          </w:p>
+        </w:tc>
+        <w:tc>
+          <w:tcPr>
+            <w:tcW w:w="6657" w:type="dxa"/>
+          </w:tcPr>
+          <w:p>
+            <w:pPr>
+              <w:spacing w:after="0" w:line="259" w:lineRule="auto"/>
+              <w:ind w:left="0" w:firstLine="0"/>
+              <w:jc w:val="left"/>
+            </w:pPr>
+            <w:r>
+              <w:t xml:space="preserve">El contador podrá gestionar datos de asistencia para </w:t>
+            </w:r>
+            <w:r>
+              <w:t>cálculo</w:t>
+            </w:r>
+            <w:r>
+              <w:t xml:space="preserve"> de nomina</w:t>
+            </w:r>
+          </w:p>
+          <w:p>
+            <w:pPr>
+              <w:spacing w:after="0" w:line="259" w:lineRule="auto"/>
+              <w:ind w:left="0" w:firstLine="0"/>
+              <w:jc w:val="left"/>
+            </w:pPr>
+            <w:r>
+              <w:t xml:space="preserve">Después de exportar los datos no se podrán editar </w:t>
+            </w:r>
+          </w:p>
+        </w:tc>
+      </w:tr>
+      <w:tr>
+        <w:trPr>
+          <w:trHeight w:val="300"/>
+        </w:trPr>
+        <w:tc>
+          <w:tcPr>
+            <w:tcW w:w="2547" w:type="dxa"/>
+            <w:shd w:val="clear" w:color="auto" w:fill="DAE9F7" w:themeFill="text2" w:themeFillTint="1A"/>
+          </w:tcPr>
+          <w:p>
+            <w:pPr>
+              <w:spacing w:after="0" w:line="259" w:lineRule="auto"/>
+              <w:ind w:left="0" w:firstLine="0"/>
+              <w:jc w:val="left"/>
+            </w:pPr>
+            <w:r>
+              <w:t>Interacción humana</w:t>
+            </w:r>
+          </w:p>
+        </w:tc>
+        <w:tc>
+          <w:tcPr>
+            <w:tcW w:w="6657" w:type="dxa"/>
+          </w:tcPr>
+          <w:p>
+            <w:pPr>
+              <w:tabs>
+                <w:tab w:val="center" w:pos="3220"/>
+              </w:tabs>
+              <w:spacing w:after="0" w:line="259" w:lineRule="auto"/>
+              <w:ind w:left="0" w:firstLine="0"/>
+              <w:jc w:val="left"/>
+            </w:pPr>
             <w:sdt>
               <w:sdtPr>
-                <w:id w:val="-461104827"/>
+                <w:id w:val="-1009828815"/>
+                <w14:checkbox>
+                  <w14:checked w14:val="1"/>
+                  <w14:checkedState w14:val="2612" w14:font="MS Gothic"/>
+                  <w14:uncheckedState w14:val="2610" w14:font="MS Gothic"/>
+                </w14:checkbox>
+              </w:sdtPr>
+              <w:sdtEndPr/>
+              <w:sdtContent>
+                <w:r>
+                  <w:rPr>
+                    <w:rFonts w:ascii="MS Gothic" w:eastAsia="MS Gothic" w:hAnsi="MS Gothic" w:hint="eastAsia"/>
+                  </w:rPr>
+                  <w:t>☒</w:t>
+                </w:r>
+              </w:sdtContent>
+            </w:sdt>
+            <w:r>
+              <w:t xml:space="preserve">si                      </w:t>
+            </w:r>
+            <w:sdt>
+              <w:sdtPr>
+                <w:id w:val="-2098475008"/>
                 <w14:checkbox>
                   <w14:checked w14:val="0"/>
                   <w14:checkedState w14:val="2612" w14:font="MS Gothic"/>
                   <w14:uncheckedState w14:val="2610" w14:font="MS Gothic"/>
                 </w14:checkbox>
               </w:sdtPr>
+              <w:sdtEndPr/>
               <w:sdtContent>
                 <w:r>
                   <w:rPr>
@@ -14699,80 +14970,28 @@
               </w:sdtContent>
             </w:sdt>
             <w:r>
-              <w:t>baja/opcional</w:t>
-            </w:r>
-          </w:p>
-        </w:tc>
-      </w:tr>
-      <w:tr>
-        <w:trPr>
-          <w:trHeight w:val="300"/>
-        </w:trPr>
-        <w:tc>
-          <w:tcPr>
-            <w:tcW w:w="2547" w:type="dxa"/>
-            <w:shd w:val="clear" w:color="auto" w:fill="DAE9F7" w:themeFill="text2" w:themeFillTint="1A"/>
-          </w:tcPr>
-          <w:p>
-            <w:pPr>
-              <w:spacing w:after="0" w:line="259" w:lineRule="auto"/>
-              <w:ind w:left="0" w:firstLine="0"/>
-              <w:jc w:val="left"/>
-            </w:pPr>
-            <w:r>
-              <w:t>restricciones</w:t>
-            </w:r>
-          </w:p>
-        </w:tc>
-        <w:tc>
-          <w:tcPr>
-            <w:tcW w:w="6657" w:type="dxa"/>
-          </w:tcPr>
-          <w:p>
-            <w:pPr>
-              <w:spacing w:after="0" w:line="259" w:lineRule="auto"/>
-              <w:ind w:left="0" w:firstLine="0"/>
-              <w:jc w:val="left"/>
-            </w:pPr>
-            <w:r>
-              <w:t xml:space="preserve">El contador podrá gestionar datos de asistencia para </w:t>
-            </w:r>
-            <w:r>
-              <w:t>cálculo</w:t>
-            </w:r>
-            <w:r>
-              <w:t xml:space="preserve"> de nomina</w:t>
-            </w:r>
-          </w:p>
-          <w:p>
-            <w:pPr>
-              <w:spacing w:after="0" w:line="259" w:lineRule="auto"/>
-              <w:ind w:left="0" w:firstLine="0"/>
-              <w:jc w:val="left"/>
-            </w:pPr>
-            <w:r>
-              <w:t xml:space="preserve">Después de exportar los datos no se podrán editar </w:t>
-            </w:r>
-          </w:p>
-        </w:tc>
-      </w:tr>
-      <w:tr>
-        <w:trPr>
-          <w:trHeight w:val="300"/>
-        </w:trPr>
-        <w:tc>
-          <w:tcPr>
-            <w:tcW w:w="2547" w:type="dxa"/>
-            <w:shd w:val="clear" w:color="auto" w:fill="DAE9F7" w:themeFill="text2" w:themeFillTint="1A"/>
-          </w:tcPr>
-          <w:p>
-            <w:pPr>
-              <w:spacing w:after="0" w:line="259" w:lineRule="auto"/>
-              <w:ind w:left="0" w:firstLine="0"/>
-              <w:jc w:val="left"/>
-            </w:pPr>
-            <w:r>
-              <w:t>Interacción humana</w:t>
+              <w:t>no</w:t>
+            </w:r>
+          </w:p>
+        </w:tc>
+      </w:tr>
+      <w:tr>
+        <w:trPr>
+          <w:trHeight w:val="300"/>
+        </w:trPr>
+        <w:tc>
+          <w:tcPr>
+            <w:tcW w:w="2547" w:type="dxa"/>
+            <w:shd w:val="clear" w:color="auto" w:fill="DAE9F7" w:themeFill="text2" w:themeFillTint="1A"/>
+          </w:tcPr>
+          <w:p>
+            <w:pPr>
+              <w:spacing w:after="0" w:line="259" w:lineRule="auto"/>
+              <w:ind w:left="0" w:firstLine="0"/>
+              <w:jc w:val="left"/>
+            </w:pPr>
+            <w:r>
+              <w:t>Interacción tecnología</w:t>
             </w:r>
           </w:p>
         </w:tc>
@@ -14791,97 +15010,20 @@
             </w:pPr>
             <w:sdt>
               <w:sdtPr>
-                <w:id w:val="-1009828815"/>
+                <w:id w:val="-359050979"/>
                 <w14:checkbox>
-                  <w14:checked w14:val="0"/>
+                  <w14:checked w14:val="1"/>
                   <w14:checkedState w14:val="2612" w14:font="MS Gothic"/>
                   <w14:uncheckedState w14:val="2610" w14:font="MS Gothic"/>
                 </w14:checkbox>
               </w:sdtPr>
+              <w:sdtEndPr/>
               <w:sdtContent>
                 <w:r>
                   <w:rPr>
                     <w:rFonts w:ascii="MS Gothic" w:eastAsia="MS Gothic" w:hAnsi="MS Gothic" w:hint="eastAsia"/>
                   </w:rPr>
-                  <w:t>☐</w:t>
-                </w:r>
-              </w:sdtContent>
-            </w:sdt>
-            <w:r>
-              <w:t xml:space="preserve">si                      </w:t>
-            </w:r>
-            <w:sdt>
-              <w:sdtPr>
-                <w:id w:val="-2098475008"/>
-                <w14:checkbox>
-                  <w14:checked w14:val="0"/>
-                  <w14:checkedState w14:val="2612" w14:font="MS Gothic"/>
-                  <w14:uncheckedState w14:val="2610" w14:font="MS Gothic"/>
-                </w14:checkbox>
-              </w:sdtPr>
-              <w:sdtContent>
-                <w:r>
-                  <w:rPr>
-                    <w:rFonts w:ascii="MS Gothic" w:eastAsia="MS Gothic" w:hAnsi="MS Gothic" w:hint="eastAsia"/>
-                  </w:rPr>
-                  <w:t>☐</w:t>
-                </w:r>
-              </w:sdtContent>
-            </w:sdt>
-            <w:r>
-              <w:t>no</w:t>
-            </w:r>
-          </w:p>
-        </w:tc>
-      </w:tr>
-      <w:tr>
-        <w:trPr>
-          <w:trHeight w:val="300"/>
-        </w:trPr>
-        <w:tc>
-          <w:tcPr>
-            <w:tcW w:w="2547" w:type="dxa"/>
-            <w:shd w:val="clear" w:color="auto" w:fill="DAE9F7" w:themeFill="text2" w:themeFillTint="1A"/>
-          </w:tcPr>
-          <w:p>
-            <w:pPr>
-              <w:spacing w:after="0" w:line="259" w:lineRule="auto"/>
-              <w:ind w:left="0" w:firstLine="0"/>
-              <w:jc w:val="left"/>
-            </w:pPr>
-            <w:r>
-              <w:t>Interacción tecnología</w:t>
-            </w:r>
-          </w:p>
-        </w:tc>
-        <w:tc>
-          <w:tcPr>
-            <w:tcW w:w="6657" w:type="dxa"/>
-          </w:tcPr>
-          <w:p>
-            <w:pPr>
-              <w:tabs>
-                <w:tab w:val="center" w:pos="3220"/>
-              </w:tabs>
-              <w:spacing w:after="0" w:line="259" w:lineRule="auto"/>
-              <w:ind w:left="0" w:firstLine="0"/>
-              <w:jc w:val="left"/>
-            </w:pPr>
-            <w:sdt>
-              <w:sdtPr>
-                <w:id w:val="-359050979"/>
-                <w14:checkbox>
-                  <w14:checked w14:val="0"/>
-                  <w14:checkedState w14:val="2612" w14:font="MS Gothic"/>
-                  <w14:uncheckedState w14:val="2610" w14:font="MS Gothic"/>
-                </w14:checkbox>
-              </w:sdtPr>
-              <w:sdtContent>
-                <w:r>
-                  <w:rPr>
-                    <w:rFonts w:ascii="MS Gothic" w:eastAsia="MS Gothic" w:hAnsi="MS Gothic" w:hint="eastAsia"/>
-                  </w:rPr>
-                  <w:t>☐</w:t>
+                  <w:t>☒</w:t>
                 </w:r>
               </w:sdtContent>
             </w:sdt>
@@ -14897,6 +15039,7 @@
                   <w14:uncheckedState w14:val="2610" w14:font="MS Gothic"/>
                 </w14:checkbox>
               </w:sdtPr>
+              <w:sdtEndPr/>
               <w:sdtContent>
                 <w:r>
                   <w:rPr>
@@ -15179,7 +15322,13 @@
               <w:jc w:val="left"/>
             </w:pPr>
             <w:r>
-              <w:t xml:space="preserve">El contador podrá exportar datos para calculo de nomina </w:t>
+              <w:t xml:space="preserve">El </w:t>
+            </w:r>
+            <w:r>
+              <w:t>sistema</w:t>
+            </w:r>
+            <w:r>
+              <w:t xml:space="preserve"> podrá exportar datos para calculo de nomina </w:t>
             </w:r>
           </w:p>
           <w:p>
@@ -15199,6 +15348,22 @@
               <w:t>con los datos hasta la fecha</w:t>
             </w:r>
           </w:p>
+          <w:p>
+            <w:pPr>
+              <w:pStyle w:val="Prrafodelista"/>
+              <w:numPr>
+                <w:ilvl w:val="0"/>
+                <w:numId w:val="17"/>
+              </w:numPr>
+              <w:spacing w:after="0" w:line="259" w:lineRule="auto"/>
+              <w:jc w:val="left"/>
+            </w:pPr>
+            <w:r>
+              <w:t>El sistema podrá generar un reporte de nómina individual para el empleado</w:t>
+            </w:r>
+            <w:bookmarkStart w:id="0" w:name="_GoBack"/>
+            <w:bookmarkEnd w:id="0"/>
+          </w:p>
         </w:tc>
       </w:tr>
       <w:tr>
@@ -15274,12 +15439,35 @@
             <w:sdt>
               <w:sdtPr>
                 <w:id w:val="936950440"/>
+                <w14:checkbox>
+                  <w14:checked w14:val="1"/>
+                  <w14:checkedState w14:val="2612" w14:font="MS Gothic"/>
+                  <w14:uncheckedState w14:val="2610" w14:font="MS Gothic"/>
+                </w14:checkbox>
+              </w:sdtPr>
+              <w:sdtEndPr/>
+              <w:sdtContent>
+                <w:r>
+                  <w:rPr>
+                    <w:rFonts w:ascii="MS Gothic" w:eastAsia="MS Gothic" w:hAnsi="MS Gothic" w:hint="eastAsia"/>
+                  </w:rPr>
+                  <w:t>☒</w:t>
+                </w:r>
+              </w:sdtContent>
+            </w:sdt>
+            <w:r>
+              <w:t xml:space="preserve">alta/esencial  </w:t>
+            </w:r>
+            <w:sdt>
+              <w:sdtPr>
+                <w:id w:val="673928246"/>
                 <w14:checkbox>
                   <w14:checked w14:val="0"/>
                   <w14:checkedState w14:val="2612" w14:font="MS Gothic"/>
                   <w14:uncheckedState w14:val="2610" w14:font="MS Gothic"/>
                 </w14:checkbox>
               </w:sdtPr>
+              <w:sdtEndPr/>
               <w:sdtContent>
                 <w:r>
                   <w:rPr>
@@ -15290,17 +15478,18 @@
               </w:sdtContent>
             </w:sdt>
             <w:r>
-              <w:t xml:space="preserve">alta/esencial  </w:t>
+              <w:t xml:space="preserve">media/deseado </w:t>
             </w:r>
             <w:sdt>
               <w:sdtPr>
-                <w:id w:val="673928246"/>
+                <w:id w:val="-483475813"/>
                 <w14:checkbox>
                   <w14:checked w14:val="0"/>
                   <w14:checkedState w14:val="2612" w14:font="MS Gothic"/>
                   <w14:uncheckedState w14:val="2610" w14:font="MS Gothic"/>
                 </w14:checkbox>
               </w:sdtPr>
+              <w:sdtEndPr/>
               <w:sdtContent>
                 <w:r>
                   <w:rPr>
@@ -15311,17 +15500,133 @@
               </w:sdtContent>
             </w:sdt>
             <w:r>
-              <w:t xml:space="preserve">media/deseado </w:t>
-            </w:r>
+              <w:t>baja/opcional</w:t>
+            </w:r>
+          </w:p>
+        </w:tc>
+      </w:tr>
+      <w:tr>
+        <w:trPr>
+          <w:trHeight w:val="300"/>
+        </w:trPr>
+        <w:tc>
+          <w:tcPr>
+            <w:tcW w:w="2547" w:type="dxa"/>
+            <w:shd w:val="clear" w:color="auto" w:fill="DAE9F7" w:themeFill="text2" w:themeFillTint="1A"/>
+          </w:tcPr>
+          <w:p>
+            <w:pPr>
+              <w:spacing w:after="0" w:line="259" w:lineRule="auto"/>
+              <w:ind w:left="0" w:firstLine="0"/>
+              <w:jc w:val="left"/>
+            </w:pPr>
+            <w:r>
+              <w:t>restricciones</w:t>
+            </w:r>
+          </w:p>
+        </w:tc>
+        <w:tc>
+          <w:tcPr>
+            <w:tcW w:w="6657" w:type="dxa"/>
+          </w:tcPr>
+          <w:p>
+            <w:pPr>
+              <w:pStyle w:val="Prrafodelista"/>
+              <w:numPr>
+                <w:ilvl w:val="0"/>
+                <w:numId w:val="18"/>
+              </w:numPr>
+              <w:spacing w:after="0" w:line="259" w:lineRule="auto"/>
+              <w:jc w:val="left"/>
+            </w:pPr>
+            <w:r>
+              <w:t xml:space="preserve">Solo administrador y contador podrán visualizar </w:t>
+            </w:r>
+            <w:r>
+              <w:t>y generar nomina</w:t>
+            </w:r>
+          </w:p>
+          <w:p>
+            <w:pPr>
+              <w:pStyle w:val="Prrafodelista"/>
+              <w:numPr>
+                <w:ilvl w:val="0"/>
+                <w:numId w:val="18"/>
+              </w:numPr>
+              <w:spacing w:after="0" w:line="259" w:lineRule="auto"/>
+              <w:jc w:val="left"/>
+            </w:pPr>
+            <w:r>
+              <w:t>Los informes deben quedar registrados en la bd con fecha y usuario que los genero</w:t>
+            </w:r>
+          </w:p>
+        </w:tc>
+      </w:tr>
+      <w:tr>
+        <w:trPr>
+          <w:trHeight w:val="300"/>
+        </w:trPr>
+        <w:tc>
+          <w:tcPr>
+            <w:tcW w:w="2547" w:type="dxa"/>
+            <w:shd w:val="clear" w:color="auto" w:fill="DAE9F7" w:themeFill="text2" w:themeFillTint="1A"/>
+          </w:tcPr>
+          <w:p>
+            <w:pPr>
+              <w:spacing w:after="0" w:line="259" w:lineRule="auto"/>
+              <w:ind w:left="0" w:firstLine="0"/>
+              <w:jc w:val="left"/>
+            </w:pPr>
+            <w:r>
+              <w:t>Interacción humana</w:t>
+            </w:r>
+          </w:p>
+        </w:tc>
+        <w:tc>
+          <w:tcPr>
+            <w:tcW w:w="6657" w:type="dxa"/>
+          </w:tcPr>
+          <w:p>
+            <w:pPr>
+              <w:tabs>
+                <w:tab w:val="center" w:pos="3220"/>
+              </w:tabs>
+              <w:spacing w:after="0" w:line="259" w:lineRule="auto"/>
+              <w:ind w:left="0" w:firstLine="0"/>
+              <w:jc w:val="left"/>
+            </w:pPr>
             <w:sdt>
               <w:sdtPr>
-                <w:id w:val="-483475813"/>
+                <w:id w:val="-1335761857"/>
+                <w14:checkbox>
+                  <w14:checked w14:val="1"/>
+                  <w14:checkedState w14:val="2612" w14:font="MS Gothic"/>
+                  <w14:uncheckedState w14:val="2610" w14:font="MS Gothic"/>
+                </w14:checkbox>
+              </w:sdtPr>
+              <w:sdtEndPr/>
+              <w:sdtContent>
+                <w:r>
+                  <w:rPr>
+                    <w:rFonts w:ascii="MS Gothic" w:eastAsia="MS Gothic" w:hAnsi="MS Gothic" w:hint="eastAsia"/>
+                  </w:rPr>
+                  <w:t>☒</w:t>
+                </w:r>
+              </w:sdtContent>
+            </w:sdt>
+            <w:r>
+              <w:t xml:space="preserve">si                      </w:t>
+            </w:r>
+            <w:sdt>
+              <w:sdtPr>
+                <w:id w:val="-1539814698"/>
                 <w14:checkbox>
                   <w14:checked w14:val="0"/>
                   <w14:checkedState w14:val="2612" w14:font="MS Gothic"/>
                   <w14:uncheckedState w14:val="2610" w14:font="MS Gothic"/>
                 </w14:checkbox>
               </w:sdtPr>
+              <w:sdtEndPr/>
               <w:sdtContent>
                 <w:r>
                   <w:rPr>
@@ -15332,85 +15637,28 @@
               </w:sdtContent>
             </w:sdt>
             <w:r>
-              <w:t>baja/opcional</w:t>
-            </w:r>
-          </w:p>
-        </w:tc>
-      </w:tr>
-      <w:tr>
-        <w:trPr>
-          <w:trHeight w:val="300"/>
-        </w:trPr>
-        <w:tc>
-          <w:tcPr>
-            <w:tcW w:w="2547" w:type="dxa"/>
-            <w:shd w:val="clear" w:color="auto" w:fill="DAE9F7" w:themeFill="text2" w:themeFillTint="1A"/>
-          </w:tcPr>
-          <w:p>
-            <w:pPr>
-              <w:spacing w:after="0" w:line="259" w:lineRule="auto"/>
-              <w:ind w:left="0" w:firstLine="0"/>
-              <w:jc w:val="left"/>
-            </w:pPr>
-            <w:r>
-              <w:t>restricciones</w:t>
-            </w:r>
-          </w:p>
-        </w:tc>
-        <w:tc>
-          <w:tcPr>
-            <w:tcW w:w="6657" w:type="dxa"/>
-          </w:tcPr>
-          <w:p>
-            <w:pPr>
-              <w:pStyle w:val="Prrafodelista"/>
-              <w:numPr>
-                <w:ilvl w:val="0"/>
-                <w:numId w:val="18"/>
-              </w:numPr>
-              <w:spacing w:after="0" w:line="259" w:lineRule="auto"/>
-              <w:jc w:val="left"/>
-            </w:pPr>
-            <w:r>
-              <w:t xml:space="preserve">Solo administrador y contador podrán visualizar </w:t>
-            </w:r>
-            <w:r>
-              <w:t>y generar nomina</w:t>
-            </w:r>
-          </w:p>
-          <w:p>
-            <w:pPr>
-              <w:pStyle w:val="Prrafodelista"/>
-              <w:numPr>
-                <w:ilvl w:val="0"/>
-                <w:numId w:val="18"/>
-              </w:numPr>
-              <w:spacing w:after="0" w:line="259" w:lineRule="auto"/>
-              <w:jc w:val="left"/>
-            </w:pPr>
-            <w:r>
-              <w:t>Los informes deben quedar registrados en la bd con fecha y usuario que los genero</w:t>
-            </w:r>
-          </w:p>
-        </w:tc>
-      </w:tr>
-      <w:tr>
-        <w:trPr>
-          <w:trHeight w:val="300"/>
-        </w:trPr>
-        <w:tc>
-          <w:tcPr>
-            <w:tcW w:w="2547" w:type="dxa"/>
-            <w:shd w:val="clear" w:color="auto" w:fill="DAE9F7" w:themeFill="text2" w:themeFillTint="1A"/>
-          </w:tcPr>
-          <w:p>
-            <w:pPr>
-              <w:spacing w:after="0" w:line="259" w:lineRule="auto"/>
-              <w:ind w:left="0" w:firstLine="0"/>
-              <w:jc w:val="left"/>
-            </w:pPr>
-            <w:r>
-              <w:t>Interacción humana</w:t>
+              <w:t>no</w:t>
+            </w:r>
+          </w:p>
+        </w:tc>
+      </w:tr>
+      <w:tr>
+        <w:trPr>
+          <w:trHeight w:val="300"/>
+        </w:trPr>
+        <w:tc>
+          <w:tcPr>
+            <w:tcW w:w="2547" w:type="dxa"/>
+            <w:shd w:val="clear" w:color="auto" w:fill="DAE9F7" w:themeFill="text2" w:themeFillTint="1A"/>
+          </w:tcPr>
+          <w:p>
+            <w:pPr>
+              <w:spacing w:after="0" w:line="259" w:lineRule="auto"/>
+              <w:ind w:left="0" w:firstLine="0"/>
+              <w:jc w:val="left"/>
+            </w:pPr>
+            <w:r>
+              <w:t>Interacción tecnología</w:t>
             </w:r>
           </w:p>
         </w:tc>
@@ -15429,13 +15677,36 @@
             </w:pPr>
             <w:sdt>
               <w:sdtPr>
-                <w:id w:val="-1335761857"/>
+                <w:id w:val="1067778430"/>
+                <w14:checkbox>
+                  <w14:checked w14:val="1"/>
+                  <w14:checkedState w14:val="2612" w14:font="MS Gothic"/>
+                  <w14:uncheckedState w14:val="2610" w14:font="MS Gothic"/>
+                </w14:checkbox>
+              </w:sdtPr>
+              <w:sdtEndPr/>
+              <w:sdtContent>
+                <w:r>
+                  <w:rPr>
+                    <w:rFonts w:ascii="MS Gothic" w:eastAsia="MS Gothic" w:hAnsi="MS Gothic" w:hint="eastAsia"/>
+                  </w:rPr>
+                  <w:t>☒</w:t>
+                </w:r>
+              </w:sdtContent>
+            </w:sdt>
+            <w:r>
+              <w:t xml:space="preserve">si                      </w:t>
+            </w:r>
+            <w:sdt>
+              <w:sdtPr>
+                <w:id w:val="2029066989"/>
                 <w14:checkbox>
                   <w14:checked w14:val="0"/>
                   <w14:checkedState w14:val="2612" w14:font="MS Gothic"/>
                   <w14:uncheckedState w14:val="2610" w14:font="MS Gothic"/>
                 </w14:checkbox>
               </w:sdtPr>
+              <w:sdtEndPr/>
               <w:sdtContent>
                 <w:r>
                   <w:rPr>
@@ -15446,111 +15717,62 @@
               </w:sdtContent>
             </w:sdt>
             <w:r>
-              <w:t xml:space="preserve">si                      </w:t>
-            </w:r>
-            <w:sdt>
-              <w:sdtPr>
-                <w:id w:val="-1539814698"/>
-                <w14:checkbox>
-                  <w14:checked w14:val="0"/>
-                  <w14:checkedState w14:val="2612" w14:font="MS Gothic"/>
-                  <w14:uncheckedState w14:val="2610" w14:font="MS Gothic"/>
-                </w14:checkbox>
-              </w:sdtPr>
-              <w:sdtContent>
-                <w:r>
-                  <w:rPr>
-                    <w:rFonts w:ascii="MS Gothic" w:eastAsia="MS Gothic" w:hAnsi="MS Gothic" w:hint="eastAsia"/>
-                  </w:rPr>
-                  <w:t>☐</w:t>
-                </w:r>
-              </w:sdtContent>
-            </w:sdt>
-            <w:r>
               <w:t>no</w:t>
             </w:r>
           </w:p>
         </w:tc>
       </w:tr>
-      <w:tr>
-        <w:trPr>
-          <w:trHeight w:val="300"/>
-        </w:trPr>
-        <w:tc>
-          <w:tcPr>
-            <w:tcW w:w="2547" w:type="dxa"/>
-            <w:shd w:val="clear" w:color="auto" w:fill="DAE9F7" w:themeFill="text2" w:themeFillTint="1A"/>
-          </w:tcPr>
-          <w:p>
-            <w:pPr>
-              <w:spacing w:after="0" w:line="259" w:lineRule="auto"/>
-              <w:ind w:left="0" w:firstLine="0"/>
-              <w:jc w:val="left"/>
-            </w:pPr>
-            <w:r>
-              <w:t>Interacción tecnología</w:t>
-            </w:r>
-          </w:p>
-        </w:tc>
-        <w:tc>
-          <w:tcPr>
-            <w:tcW w:w="6657" w:type="dxa"/>
-          </w:tcPr>
-          <w:p>
-            <w:pPr>
-              <w:tabs>
-                <w:tab w:val="center" w:pos="3220"/>
-              </w:tabs>
-              <w:spacing w:after="0" w:line="259" w:lineRule="auto"/>
-              <w:ind w:left="0" w:firstLine="0"/>
-              <w:jc w:val="left"/>
-            </w:pPr>
-            <w:sdt>
-              <w:sdtPr>
-                <w:id w:val="1067778430"/>
-                <w14:checkbox>
-                  <w14:checked w14:val="0"/>
-                  <w14:checkedState w14:val="2612" w14:font="MS Gothic"/>
-                  <w14:uncheckedState w14:val="2610" w14:font="MS Gothic"/>
-                </w14:checkbox>
-              </w:sdtPr>
-              <w:sdtContent>
-                <w:r>
-                  <w:rPr>
-                    <w:rFonts w:ascii="MS Gothic" w:eastAsia="MS Gothic" w:hAnsi="MS Gothic" w:hint="eastAsia"/>
-                  </w:rPr>
-                  <w:t>☐</w:t>
-                </w:r>
-              </w:sdtContent>
-            </w:sdt>
-            <w:r>
-              <w:t xml:space="preserve">si                      </w:t>
-            </w:r>
-            <w:sdt>
-              <w:sdtPr>
-                <w:id w:val="2029066989"/>
-                <w14:checkbox>
-                  <w14:checked w14:val="0"/>
-                  <w14:checkedState w14:val="2612" w14:font="MS Gothic"/>
-                  <w14:uncheckedState w14:val="2610" w14:font="MS Gothic"/>
-                </w14:checkbox>
-              </w:sdtPr>
-              <w:sdtContent>
-                <w:r>
-                  <w:rPr>
-                    <w:rFonts w:ascii="MS Gothic" w:eastAsia="MS Gothic" w:hAnsi="MS Gothic" w:hint="eastAsia"/>
-                  </w:rPr>
-                  <w:t>☐</w:t>
-                </w:r>
-              </w:sdtContent>
-            </w:sdt>
-            <w:r>
-              <w:t>no</w:t>
-            </w:r>
-          </w:p>
-        </w:tc>
-      </w:tr>
     </w:tbl>
+    <w:p>
+      <w:pPr>
+        <w:spacing w:after="0" w:line="259" w:lineRule="auto"/>
+        <w:ind w:left="14" w:firstLine="0"/>
+        <w:jc w:val="center"/>
+        <w:rPr>
+          <w:b/>
+        </w:rPr>
+      </w:pPr>
+    </w:p>
+    <w:p>
+      <w:pPr>
+        <w:spacing w:after="0" w:line="259" w:lineRule="auto"/>
+        <w:ind w:left="14" w:firstLine="0"/>
+        <w:jc w:val="center"/>
+        <w:rPr>
+          <w:b/>
+        </w:rPr>
+      </w:pPr>
+    </w:p>
+    <w:p>
+      <w:pPr>
+        <w:spacing w:after="0" w:line="259" w:lineRule="auto"/>
+        <w:ind w:left="14" w:firstLine="0"/>
+        <w:jc w:val="center"/>
+        <w:rPr>
+          <w:b/>
+        </w:rPr>
+      </w:pPr>
+    </w:p>
+    <w:p>
+      <w:pPr>
+        <w:spacing w:after="0" w:line="259" w:lineRule="auto"/>
+        <w:ind w:left="14" w:firstLine="0"/>
+        <w:jc w:val="center"/>
+        <w:rPr>
+          <w:b/>
+        </w:rPr>
+      </w:pPr>
+    </w:p>
+    <w:p>
+      <w:pPr>
+        <w:spacing w:after="0" w:line="259" w:lineRule="auto"/>
+        <w:ind w:left="14" w:firstLine="0"/>
+        <w:jc w:val="center"/>
+        <w:rPr>
+          <w:b/>
+        </w:rPr>
+      </w:pPr>
+    </w:p>
     <w:p>
       <w:pPr>
         <w:spacing w:after="0" w:line="259" w:lineRule="auto"/>
@@ -16027,6 +16249,7 @@
                   <w14:uncheckedState w14:val="2610" w14:font="MS Gothic"/>
                 </w14:checkbox>
               </w:sdtPr>
+              <w:sdtEndPr/>
               <w:sdtContent>
                 <w:r>
                   <w:rPr>
@@ -16048,6 +16271,7 @@
                   <w14:uncheckedState w14:val="2610" w14:font="MS Gothic"/>
                 </w14:checkbox>
               </w:sdtPr>
+              <w:sdtEndPr/>
               <w:sdtContent>
                 <w:r>
                   <w:rPr>
@@ -16069,6 +16293,7 @@
                   <w14:uncheckedState w14:val="2610" w14:font="MS Gothic"/>
                 </w14:checkbox>
               </w:sdtPr>
+              <w:sdtEndPr/>
               <w:sdtContent>
                 <w:r>
                   <w:rPr>
@@ -16162,6 +16387,7 @@
                   <w14:uncheckedState w14:val="2610" w14:font="MS Gothic"/>
                 </w14:checkbox>
               </w:sdtPr>
+              <w:sdtEndPr/>
               <w:sdtContent>
                 <w:r>
                   <w:rPr>
@@ -16183,6 +16409,7 @@
                   <w14:uncheckedState w14:val="2610" w14:font="MS Gothic"/>
                 </w14:checkbox>
               </w:sdtPr>
+              <w:sdtEndPr/>
               <w:sdtContent>
                 <w:r>
                   <w:rPr>
@@ -16240,6 +16467,7 @@
                   <w14:uncheckedState w14:val="2610" w14:font="MS Gothic"/>
                 </w14:checkbox>
               </w:sdtPr>
+              <w:sdtEndPr/>
               <w:sdtContent>
                 <w:r>
                   <w:rPr>
@@ -16261,6 +16489,7 @@
                   <w14:uncheckedState w14:val="2610" w14:font="MS Gothic"/>
                 </w14:checkbox>
               </w:sdtPr>
+              <w:sdtEndPr/>
               <w:sdtContent>
                 <w:r>
                   <w:rPr>
@@ -16637,6 +16866,7 @@
                   <w14:uncheckedState w14:val="2610" w14:font="MS Gothic"/>
                 </w14:checkbox>
               </w:sdtPr>
+              <w:sdtEndPr/>
               <w:sdtContent>
                 <w:r>
                   <w:rPr>
@@ -16658,6 +16888,7 @@
                   <w14:uncheckedState w14:val="2610" w14:font="MS Gothic"/>
                 </w14:checkbox>
               </w:sdtPr>
+              <w:sdtEndPr/>
               <w:sdtContent>
                 <w:r>
                   <w:rPr>
@@ -16679,6 +16910,7 @@
                   <w14:uncheckedState w14:val="2610" w14:font="MS Gothic"/>
                 </w14:checkbox>
               </w:sdtPr>
+              <w:sdtEndPr/>
               <w:sdtContent>
                 <w:r>
                   <w:rPr>
@@ -16772,6 +17004,7 @@
                   <w14:uncheckedState w14:val="2610" w14:font="MS Gothic"/>
                 </w14:checkbox>
               </w:sdtPr>
+              <w:sdtEndPr/>
               <w:sdtContent>
                 <w:r>
                   <w:rPr>
@@ -16793,6 +17026,7 @@
                   <w14:uncheckedState w14:val="2610" w14:font="MS Gothic"/>
                 </w14:checkbox>
               </w:sdtPr>
+              <w:sdtEndPr/>
               <w:sdtContent>
                 <w:r>
                   <w:rPr>
@@ -16824,6 +17058,7 @@
               <w:jc w:val="left"/>
             </w:pPr>
             <w:r>
+              <w:lastRenderedPageBreak/>
               <w:t>Interacción tecnología</w:t>
             </w:r>
           </w:p>
@@ -16850,6 +17085,7 @@
                   <w14:uncheckedState w14:val="2610" w14:font="MS Gothic"/>
                 </w14:checkbox>
               </w:sdtPr>
+              <w:sdtEndPr/>
               <w:sdtContent>
                 <w:r>
                   <w:rPr>
@@ -16871,6 +17107,7 @@
                   <w14:uncheckedState w14:val="2610" w14:font="MS Gothic"/>
                 </w14:checkbox>
               </w:sdtPr>
+              <w:sdtEndPr/>
               <w:sdtContent>
                 <w:r>
                   <w:rPr>
@@ -17301,6 +17538,7 @@
                   <w14:uncheckedState w14:val="2610" w14:font="MS Gothic"/>
                 </w14:checkbox>
               </w:sdtPr>
+              <w:sdtEndPr/>
               <w:sdtContent>
                 <w:r>
                   <w:rPr>
@@ -17322,6 +17560,7 @@
                   <w14:uncheckedState w14:val="2610" w14:font="MS Gothic"/>
                 </w14:checkbox>
               </w:sdtPr>
+              <w:sdtEndPr/>
               <w:sdtContent>
                 <w:r>
                   <w:rPr>
@@ -17343,6 +17582,7 @@
                   <w14:uncheckedState w14:val="2610" w14:font="MS Gothic"/>
                 </w14:checkbox>
               </w:sdtPr>
+              <w:sdtEndPr/>
               <w:sdtContent>
                 <w:r>
                   <w:rPr>
@@ -17436,6 +17676,7 @@
                   <w14:uncheckedState w14:val="2610" w14:font="MS Gothic"/>
                 </w14:checkbox>
               </w:sdtPr>
+              <w:sdtEndPr/>
               <w:sdtContent>
                 <w:r>
                   <w:rPr>
@@ -17457,6 +17698,7 @@
                   <w14:uncheckedState w14:val="2610" w14:font="MS Gothic"/>
                 </w14:checkbox>
               </w:sdtPr>
+              <w:sdtEndPr/>
               <w:sdtContent>
                 <w:r>
                   <w:rPr>
@@ -17514,6 +17756,7 @@
                   <w14:uncheckedState w14:val="2610" w14:font="MS Gothic"/>
                 </w14:checkbox>
               </w:sdtPr>
+              <w:sdtEndPr/>
               <w:sdtContent>
                 <w:r>
                   <w:rPr>
@@ -17535,6 +17778,7 @@
                   <w14:uncheckedState w14:val="2610" w14:font="MS Gothic"/>
                 </w14:checkbox>
               </w:sdtPr>
+              <w:sdtEndPr/>
               <w:sdtContent>
                 <w:r>
                   <w:rPr>
@@ -17913,6 +18157,7 @@
                   <w14:uncheckedState w14:val="2610" w14:font="MS Gothic"/>
                 </w14:checkbox>
               </w:sdtPr>
+              <w:sdtEndPr/>
               <w:sdtContent>
                 <w:r>
                   <w:rPr>
@@ -17934,6 +18179,7 @@
                   <w14:uncheckedState w14:val="2610" w14:font="MS Gothic"/>
                 </w14:checkbox>
               </w:sdtPr>
+              <w:sdtEndPr/>
               <w:sdtContent>
                 <w:r>
                   <w:rPr>
@@ -17955,6 +18201,7 @@
                   <w14:uncheckedState w14:val="2610" w14:font="MS Gothic"/>
                 </w14:checkbox>
               </w:sdtPr>
+              <w:sdtEndPr/>
               <w:sdtContent>
                 <w:r>
                   <w:rPr>
@@ -18066,6 +18313,7 @@
                   <w14:uncheckedState w14:val="2610" w14:font="MS Gothic"/>
                 </w14:checkbox>
               </w:sdtPr>
+              <w:sdtEndPr/>
               <w:sdtContent>
                 <w:r>
                   <w:rPr>
@@ -18087,6 +18335,7 @@
                   <w14:uncheckedState w14:val="2610" w14:font="MS Gothic"/>
                 </w14:checkbox>
               </w:sdtPr>
+              <w:sdtEndPr/>
               <w:sdtContent>
                 <w:r>
                   <w:rPr>
@@ -18118,6 +18367,7 @@
               <w:jc w:val="left"/>
             </w:pPr>
             <w:r>
+              <w:lastRenderedPageBreak/>
               <w:t>Interacción tecnología</w:t>
             </w:r>
           </w:p>
@@ -18144,6 +18394,7 @@
                   <w14:uncheckedState w14:val="2610" w14:font="MS Gothic"/>
                 </w14:checkbox>
               </w:sdtPr>
+              <w:sdtEndPr/>
               <w:sdtContent>
                 <w:r>
                   <w:rPr>
@@ -18165,6 +18416,7 @@
                   <w14:uncheckedState w14:val="2610" w14:font="MS Gothic"/>
                 </w14:checkbox>
               </w:sdtPr>
+              <w:sdtEndPr/>
               <w:sdtContent>
                 <w:r>
                   <w:rPr>
@@ -18325,7 +18577,6 @@
               <w:jc w:val="left"/>
             </w:pPr>
             <w:r>
-              <w:lastRenderedPageBreak/>
               <w:t>componente</w:t>
             </w:r>
           </w:p>
@@ -18504,6 +18755,7 @@
                   <w14:uncheckedState w14:val="2610" w14:font="MS Gothic"/>
                 </w14:checkbox>
               </w:sdtPr>
+              <w:sdtEndPr/>
               <w:sdtContent>
                 <w:r>
                   <w:rPr>
@@ -18525,6 +18777,7 @@
                   <w14:uncheckedState w14:val="2610" w14:font="MS Gothic"/>
                 </w14:checkbox>
               </w:sdtPr>
+              <w:sdtEndPr/>
               <w:sdtContent>
                 <w:r>
                   <w:rPr>
@@ -18546,6 +18799,7 @@
                   <w14:uncheckedState w14:val="2610" w14:font="MS Gothic"/>
                 </w14:checkbox>
               </w:sdtPr>
+              <w:sdtEndPr/>
               <w:sdtContent>
                 <w:r>
                   <w:rPr>
@@ -18649,6 +18903,7 @@
                   <w14:uncheckedState w14:val="2610" w14:font="MS Gothic"/>
                 </w14:checkbox>
               </w:sdtPr>
+              <w:sdtEndPr/>
               <w:sdtContent>
                 <w:r>
                   <w:rPr>
@@ -18670,6 +18925,7 @@
                   <w14:uncheckedState w14:val="2610" w14:font="MS Gothic"/>
                 </w14:checkbox>
               </w:sdtPr>
+              <w:sdtEndPr/>
               <w:sdtContent>
                 <w:r>
                   <w:rPr>
@@ -18727,6 +18983,7 @@
                   <w14:uncheckedState w14:val="2610" w14:font="MS Gothic"/>
                 </w14:checkbox>
               </w:sdtPr>
+              <w:sdtEndPr/>
               <w:sdtContent>
                 <w:r>
                   <w:rPr>
@@ -18748,6 +19005,7 @@
                   <w14:uncheckedState w14:val="2610" w14:font="MS Gothic"/>
                 </w14:checkbox>
               </w:sdtPr>
+              <w:sdtEndPr/>
               <w:sdtContent>
                 <w:r>
                   <w:rPr>
@@ -19110,6 +19368,7 @@
                   <w14:uncheckedState w14:val="2610" w14:font="MS Gothic"/>
                 </w14:checkbox>
               </w:sdtPr>
+              <w:sdtEndPr/>
               <w:sdtContent>
                 <w:r>
                   <w:rPr>
@@ -19131,6 +19390,7 @@
                   <w14:uncheckedState w14:val="2610" w14:font="MS Gothic"/>
                 </w14:checkbox>
               </w:sdtPr>
+              <w:sdtEndPr/>
               <w:sdtContent>
                 <w:r>
                   <w:rPr>
@@ -19152,6 +19412,7 @@
                   <w14:uncheckedState w14:val="2610" w14:font="MS Gothic"/>
                 </w14:checkbox>
               </w:sdtPr>
+              <w:sdtEndPr/>
               <w:sdtContent>
                 <w:r>
                   <w:rPr>
@@ -19263,6 +19524,7 @@
                   <w14:uncheckedState w14:val="2610" w14:font="MS Gothic"/>
                 </w14:checkbox>
               </w:sdtPr>
+              <w:sdtEndPr/>
               <w:sdtContent>
                 <w:r>
                   <w:rPr>
@@ -19284,6 +19546,7 @@
                   <w14:uncheckedState w14:val="2610" w14:font="MS Gothic"/>
                 </w14:checkbox>
               </w:sdtPr>
+              <w:sdtEndPr/>
               <w:sdtContent>
                 <w:r>
                   <w:rPr>
@@ -19341,6 +19604,7 @@
                   <w14:uncheckedState w14:val="2610" w14:font="MS Gothic"/>
                 </w14:checkbox>
               </w:sdtPr>
+              <w:sdtEndPr/>
               <w:sdtContent>
                 <w:r>
                   <w:rPr>
@@ -19362,6 +19626,7 @@
                   <w14:uncheckedState w14:val="2610" w14:font="MS Gothic"/>
                 </w14:checkbox>
               </w:sdtPr>
+              <w:sdtEndPr/>
               <w:sdtContent>
                 <w:r>
                   <w:rPr>
@@ -20899,9 +21164,9 @@
     </w:lvl>
   </w:abstractNum>
   <w:abstractNum w:abstractNumId="9" w15:restartNumberingAfterBreak="0">
-    <w:nsid w:val="38457979"/>
+    <w:nsid w:val="383A4EF6"/>
     <w:multiLevelType w:val="hybridMultilevel"/>
-    <w:tmpl w:val="AEC2D9E2"/>
+    <w:tmpl w:val="E1504CBE"/>
     <w:lvl w:ilvl="0" w:tplc="240A0001">
       <w:start w:val="1"/>
       <w:numFmt w:val="bullet"/>
@@ -21012,9 +21277,9 @@
     </w:lvl>
   </w:abstractNum>
   <w:abstractNum w:abstractNumId="10" w15:restartNumberingAfterBreak="0">
-    <w:nsid w:val="390E0516"/>
+    <w:nsid w:val="38457979"/>
     <w:multiLevelType w:val="hybridMultilevel"/>
-    <w:tmpl w:val="83FCD296"/>
+    <w:tmpl w:val="AEC2D9E2"/>
     <w:lvl w:ilvl="0" w:tplc="240A0001">
       <w:start w:val="1"/>
       <w:numFmt w:val="bullet"/>
@@ -21125,9 +21390,9 @@
     </w:lvl>
   </w:abstractNum>
   <w:abstractNum w:abstractNumId="11" w15:restartNumberingAfterBreak="0">
-    <w:nsid w:val="3BF9780E"/>
+    <w:nsid w:val="390E0516"/>
     <w:multiLevelType w:val="hybridMultilevel"/>
-    <w:tmpl w:val="1B863526"/>
+    <w:tmpl w:val="83FCD296"/>
     <w:lvl w:ilvl="0" w:tplc="240A0001">
       <w:start w:val="1"/>
       <w:numFmt w:val="bullet"/>
@@ -21238,95 +21503,9 @@
     </w:lvl>
   </w:abstractNum>
   <w:abstractNum w:abstractNumId="12" w15:restartNumberingAfterBreak="0">
-    <w:nsid w:val="44F4135B"/>
+    <w:nsid w:val="3BF9780E"/>
     <w:multiLevelType w:val="hybridMultilevel"/>
-    <w:tmpl w:val="6E425AE8"/>
-    <w:lvl w:ilvl="0" w:tplc="240A000F">
-      <w:start w:val="1"/>
-      <w:numFmt w:val="decimal"/>
-      <w:lvlText w:val="%1."/>
-      <w:lvlJc w:val="left"/>
-      <w:pPr>
-        <w:ind w:left="734" w:hanging="360"/>
-      </w:pPr>
-    </w:lvl>
-    <w:lvl w:ilvl="1" w:tplc="240A0019" w:tentative="1">
-      <w:start w:val="1"/>
-      <w:numFmt w:val="lowerLetter"/>
-      <w:lvlText w:val="%2."/>
-      <w:lvlJc w:val="left"/>
-      <w:pPr>
-        <w:ind w:left="1454" w:hanging="360"/>
-      </w:pPr>
-    </w:lvl>
-    <w:lvl w:ilvl="2" w:tplc="240A001B" w:tentative="1">
-      <w:start w:val="1"/>
-      <w:numFmt w:val="lowerRoman"/>
-      <w:lvlText w:val="%3."/>
-      <w:lvlJc w:val="right"/>
-      <w:pPr>
-        <w:ind w:left="2174" w:hanging="180"/>
-      </w:pPr>
-    </w:lvl>
-    <w:lvl w:ilvl="3" w:tplc="240A000F" w:tentative="1">
-      <w:start w:val="1"/>
-      <w:numFmt w:val="decimal"/>
-      <w:lvlText w:val="%4."/>
-      <w:lvlJc w:val="left"/>
-      <w:pPr>
-        <w:ind w:left="2894" w:hanging="360"/>
-      </w:pPr>
-    </w:lvl>
-    <w:lvl w:ilvl="4" w:tplc="240A0019" w:tentative="1">
-      <w:start w:val="1"/>
-      <w:numFmt w:val="lowerLetter"/>
-      <w:lvlText w:val="%5."/>
-      <w:lvlJc w:val="left"/>
-      <w:pPr>
-        <w:ind w:left="3614" w:hanging="360"/>
-      </w:pPr>
-    </w:lvl>
-    <w:lvl w:ilvl="5" w:tplc="240A001B" w:tentative="1">
-      <w:start w:val="1"/>
-      <w:numFmt w:val="lowerRoman"/>
-      <w:lvlText w:val="%6."/>
-      <w:lvlJc w:val="right"/>
-      <w:pPr>
-        <w:ind w:left="4334" w:hanging="180"/>
-      </w:pPr>
-    </w:lvl>
-    <w:lvl w:ilvl="6" w:tplc="240A000F" w:tentative="1">
-      <w:start w:val="1"/>
-      <w:numFmt w:val="decimal"/>
-      <w:lvlText w:val="%7."/>
-      <w:lvlJc w:val="left"/>
-      <w:pPr>
-        <w:ind w:left="5054" w:hanging="360"/>
-      </w:pPr>
-    </w:lvl>
-    <w:lvl w:ilvl="7" w:tplc="240A0019" w:tentative="1">
-      <w:start w:val="1"/>
-      <w:numFmt w:val="lowerLetter"/>
-      <w:lvlText w:val="%8."/>
-      <w:lvlJc w:val="left"/>
-      <w:pPr>
-        <w:ind w:left="5774" w:hanging="360"/>
-      </w:pPr>
-    </w:lvl>
-    <w:lvl w:ilvl="8" w:tplc="240A001B" w:tentative="1">
-      <w:start w:val="1"/>
-      <w:numFmt w:val="lowerRoman"/>
-      <w:lvlText w:val="%9."/>
-      <w:lvlJc w:val="right"/>
-      <w:pPr>
-        <w:ind w:left="6494" w:hanging="180"/>
-      </w:pPr>
-    </w:lvl>
-  </w:abstractNum>
-  <w:abstractNum w:abstractNumId="13" w15:restartNumberingAfterBreak="0">
-    <w:nsid w:val="4EA84BBB"/>
-    <w:multiLevelType w:val="hybridMultilevel"/>
-    <w:tmpl w:val="36444CB4"/>
+    <w:tmpl w:val="1B863526"/>
     <w:lvl w:ilvl="0" w:tplc="240A0001">
       <w:start w:val="1"/>
       <w:numFmt w:val="bullet"/>
@@ -21436,8 +21615,8 @@
       </w:rPr>
     </w:lvl>
   </w:abstractNum>
-  <w:abstractNum w:abstractNumId="14" w15:restartNumberingAfterBreak="0">
-    <w:nsid w:val="54E230FA"/>
+  <w:abstractNum w:abstractNumId="13" w15:restartNumberingAfterBreak="0">
+    <w:nsid w:val="44F4135B"/>
     <w:multiLevelType w:val="hybridMultilevel"/>
     <w:tmpl w:val="6E425AE8"/>
     <w:lvl w:ilvl="0" w:tplc="240A000F">
@@ -21522,10 +21701,10 @@
       </w:pPr>
     </w:lvl>
   </w:abstractNum>
-  <w:abstractNum w:abstractNumId="15" w15:restartNumberingAfterBreak="0">
-    <w:nsid w:val="5A441AEF"/>
+  <w:abstractNum w:abstractNumId="14" w15:restartNumberingAfterBreak="0">
+    <w:nsid w:val="4EA84BBB"/>
     <w:multiLevelType w:val="hybridMultilevel"/>
-    <w:tmpl w:val="633C5A12"/>
+    <w:tmpl w:val="36444CB4"/>
     <w:lvl w:ilvl="0" w:tplc="240A0001">
       <w:start w:val="1"/>
       <w:numFmt w:val="bullet"/>
@@ -21635,8 +21814,8 @@
       </w:rPr>
     </w:lvl>
   </w:abstractNum>
-  <w:abstractNum w:abstractNumId="16" w15:restartNumberingAfterBreak="0">
-    <w:nsid w:val="6067270C"/>
+  <w:abstractNum w:abstractNumId="15" w15:restartNumberingAfterBreak="0">
+    <w:nsid w:val="54E230FA"/>
     <w:multiLevelType w:val="hybridMultilevel"/>
     <w:tmpl w:val="6E425AE8"/>
     <w:lvl w:ilvl="0" w:tplc="240A000F">
@@ -21721,10 +21900,10 @@
       </w:pPr>
     </w:lvl>
   </w:abstractNum>
-  <w:abstractNum w:abstractNumId="17" w15:restartNumberingAfterBreak="0">
-    <w:nsid w:val="63754696"/>
+  <w:abstractNum w:abstractNumId="16" w15:restartNumberingAfterBreak="0">
+    <w:nsid w:val="5A441AEF"/>
     <w:multiLevelType w:val="hybridMultilevel"/>
-    <w:tmpl w:val="67580330"/>
+    <w:tmpl w:val="633C5A12"/>
     <w:lvl w:ilvl="0" w:tplc="240A0001">
       <w:start w:val="1"/>
       <w:numFmt w:val="bullet"/>
@@ -21834,10 +22013,96 @@
       </w:rPr>
     </w:lvl>
   </w:abstractNum>
+  <w:abstractNum w:abstractNumId="17" w15:restartNumberingAfterBreak="0">
+    <w:nsid w:val="6067270C"/>
+    <w:multiLevelType w:val="hybridMultilevel"/>
+    <w:tmpl w:val="6E425AE8"/>
+    <w:lvl w:ilvl="0" w:tplc="240A000F">
+      <w:start w:val="1"/>
+      <w:numFmt w:val="decimal"/>
+      <w:lvlText w:val="%1."/>
+      <w:lvlJc w:val="left"/>
+      <w:pPr>
+        <w:ind w:left="734" w:hanging="360"/>
+      </w:pPr>
+    </w:lvl>
+    <w:lvl w:ilvl="1" w:tplc="240A0019" w:tentative="1">
+      <w:start w:val="1"/>
+      <w:numFmt w:val="lowerLetter"/>
+      <w:lvlText w:val="%2."/>
+      <w:lvlJc w:val="left"/>
+      <w:pPr>
+        <w:ind w:left="1454" w:hanging="360"/>
+      </w:pPr>
+    </w:lvl>
+    <w:lvl w:ilvl="2" w:tplc="240A001B" w:tentative="1">
+      <w:start w:val="1"/>
+      <w:numFmt w:val="lowerRoman"/>
+      <w:lvlText w:val="%3."/>
+      <w:lvlJc w:val="right"/>
+      <w:pPr>
+        <w:ind w:left="2174" w:hanging="180"/>
+      </w:pPr>
+    </w:lvl>
+    <w:lvl w:ilvl="3" w:tplc="240A000F" w:tentative="1">
+      <w:start w:val="1"/>
+      <w:numFmt w:val="decimal"/>
+      <w:lvlText w:val="%4."/>
+      <w:lvlJc w:val="left"/>
+      <w:pPr>
+        <w:ind w:left="2894" w:hanging="360"/>
+      </w:pPr>
+    </w:lvl>
+    <w:lvl w:ilvl="4" w:tplc="240A0019" w:tentative="1">
+      <w:start w:val="1"/>
+      <w:numFmt w:val="lowerLetter"/>
+      <w:lvlText w:val="%5."/>
+      <w:lvlJc w:val="left"/>
+      <w:pPr>
+        <w:ind w:left="3614" w:hanging="360"/>
+      </w:pPr>
+    </w:lvl>
+    <w:lvl w:ilvl="5" w:tplc="240A001B" w:tentative="1">
+      <w:start w:val="1"/>
+      <w:numFmt w:val="lowerRoman"/>
+      <w:lvlText w:val="%6."/>
+      <w:lvlJc w:val="right"/>
+      <w:pPr>
+        <w:ind w:left="4334" w:hanging="180"/>
+      </w:pPr>
+    </w:lvl>
+    <w:lvl w:ilvl="6" w:tplc="240A000F" w:tentative="1">
+      <w:start w:val="1"/>
+      <w:numFmt w:val="decimal"/>
+      <w:lvlText w:val="%7."/>
+      <w:lvlJc w:val="left"/>
+      <w:pPr>
+        <w:ind w:left="5054" w:hanging="360"/>
+      </w:pPr>
+    </w:lvl>
+    <w:lvl w:ilvl="7" w:tplc="240A0019" w:tentative="1">
+      <w:start w:val="1"/>
+      <w:numFmt w:val="lowerLetter"/>
+      <w:lvlText w:val="%8."/>
+      <w:lvlJc w:val="left"/>
+      <w:pPr>
+        <w:ind w:left="5774" w:hanging="360"/>
+      </w:pPr>
+    </w:lvl>
+    <w:lvl w:ilvl="8" w:tplc="240A001B" w:tentative="1">
+      <w:start w:val="1"/>
+      <w:numFmt w:val="lowerRoman"/>
+      <w:lvlText w:val="%9."/>
+      <w:lvlJc w:val="right"/>
+      <w:pPr>
+        <w:ind w:left="6494" w:hanging="180"/>
+      </w:pPr>
+    </w:lvl>
+  </w:abstractNum>
   <w:abstractNum w:abstractNumId="18" w15:restartNumberingAfterBreak="0">
-    <w:nsid w:val="669A6ED4"/>
+    <w:nsid w:val="63754696"/>
     <w:multiLevelType w:val="hybridMultilevel"/>
-    <w:tmpl w:val="00029C0C"/>
+    <w:tmpl w:val="67580330"/>
     <w:lvl w:ilvl="0" w:tplc="240A0001">
       <w:start w:val="1"/>
       <w:numFmt w:val="bullet"/>
@@ -21948,9 +22213,9 @@
     </w:lvl>
   </w:abstractNum>
   <w:abstractNum w:abstractNumId="19" w15:restartNumberingAfterBreak="0">
-    <w:nsid w:val="68817ADE"/>
+    <w:nsid w:val="669A6ED4"/>
     <w:multiLevelType w:val="hybridMultilevel"/>
-    <w:tmpl w:val="A8A2CF1A"/>
+    <w:tmpl w:val="00029C0C"/>
     <w:lvl w:ilvl="0" w:tplc="240A0001">
       <w:start w:val="1"/>
       <w:numFmt w:val="bullet"/>
@@ -22061,9 +22326,9 @@
     </w:lvl>
   </w:abstractNum>
   <w:abstractNum w:abstractNumId="20" w15:restartNumberingAfterBreak="0">
-    <w:nsid w:val="6BD22B37"/>
+    <w:nsid w:val="68817ADE"/>
     <w:multiLevelType w:val="hybridMultilevel"/>
-    <w:tmpl w:val="9CBEC1E6"/>
+    <w:tmpl w:val="A8A2CF1A"/>
     <w:lvl w:ilvl="0" w:tplc="240A0001">
       <w:start w:val="1"/>
       <w:numFmt w:val="bullet"/>
@@ -22173,11 +22438,124 @@
       </w:rPr>
     </w:lvl>
   </w:abstractNum>
+  <w:abstractNum w:abstractNumId="21" w15:restartNumberingAfterBreak="0">
+    <w:nsid w:val="6BD22B37"/>
+    <w:multiLevelType w:val="hybridMultilevel"/>
+    <w:tmpl w:val="9CBEC1E6"/>
+    <w:lvl w:ilvl="0" w:tplc="240A0001">
+      <w:start w:val="1"/>
+      <w:numFmt w:val="bullet"/>
+      <w:lvlText w:val=""/>
+      <w:lvlJc w:val="left"/>
+      <w:pPr>
+        <w:ind w:left="720" w:hanging="360"/>
+      </w:pPr>
+      <w:rPr>
+        <w:rFonts w:ascii="Symbol" w:hAnsi="Symbol" w:hint="default"/>
+      </w:rPr>
+    </w:lvl>
+    <w:lvl w:ilvl="1" w:tplc="240A0003" w:tentative="1">
+      <w:start w:val="1"/>
+      <w:numFmt w:val="bullet"/>
+      <w:lvlText w:val="o"/>
+      <w:lvlJc w:val="left"/>
+      <w:pPr>
+        <w:ind w:left="1440" w:hanging="360"/>
+      </w:pPr>
+      <w:rPr>
+        <w:rFonts w:ascii="Courier New" w:hAnsi="Courier New" w:cs="Courier New" w:hint="default"/>
+      </w:rPr>
+    </w:lvl>
+    <w:lvl w:ilvl="2" w:tplc="240A0005" w:tentative="1">
+      <w:start w:val="1"/>
+      <w:numFmt w:val="bullet"/>
+      <w:lvlText w:val=""/>
+      <w:lvlJc w:val="left"/>
+      <w:pPr>
+        <w:ind w:left="2160" w:hanging="360"/>
+      </w:pPr>
+      <w:rPr>
+        <w:rFonts w:ascii="Wingdings" w:hAnsi="Wingdings" w:hint="default"/>
+      </w:rPr>
+    </w:lvl>
+    <w:lvl w:ilvl="3" w:tplc="240A0001" w:tentative="1">
+      <w:start w:val="1"/>
+      <w:numFmt w:val="bullet"/>
+      <w:lvlText w:val=""/>
+      <w:lvlJc w:val="left"/>
+      <w:pPr>
+        <w:ind w:left="2880" w:hanging="360"/>
+      </w:pPr>
+      <w:rPr>
+        <w:rFonts w:ascii="Symbol" w:hAnsi="Symbol" w:hint="default"/>
+      </w:rPr>
+    </w:lvl>
+    <w:lvl w:ilvl="4" w:tplc="240A0003" w:tentative="1">
+      <w:start w:val="1"/>
+      <w:numFmt w:val="bullet"/>
+      <w:lvlText w:val="o"/>
+      <w:lvlJc w:val="left"/>
+      <w:pPr>
+        <w:ind w:left="3600" w:hanging="360"/>
+      </w:pPr>
+      <w:rPr>
+        <w:rFonts w:ascii="Courier New" w:hAnsi="Courier New" w:cs="Courier New" w:hint="default"/>
+      </w:rPr>
+    </w:lvl>
+    <w:lvl w:ilvl="5" w:tplc="240A0005" w:tentative="1">
+      <w:start w:val="1"/>
+      <w:numFmt w:val="bullet"/>
+      <w:lvlText w:val=""/>
+      <w:lvlJc w:val="left"/>
+      <w:pPr>
+        <w:ind w:left="4320" w:hanging="360"/>
+      </w:pPr>
+      <w:rPr>
+        <w:rFonts w:ascii="Wingdings" w:hAnsi="Wingdings" w:hint="default"/>
+      </w:rPr>
+    </w:lvl>
+    <w:lvl w:ilvl="6" w:tplc="240A0001" w:tentative="1">
+      <w:start w:val="1"/>
+      <w:numFmt w:val="bullet"/>
+      <w:lvlText w:val=""/>
+      <w:lvlJc w:val="left"/>
+      <w:pPr>
+        <w:ind w:left="5040" w:hanging="360"/>
+      </w:pPr>
+      <w:rPr>
+        <w:rFonts w:ascii="Symbol" w:hAnsi="Symbol" w:hint="default"/>
+      </w:rPr>
+    </w:lvl>
+    <w:lvl w:ilvl="7" w:tplc="240A0003" w:tentative="1">
+      <w:start w:val="1"/>
+      <w:numFmt w:val="bullet"/>
+      <w:lvlText w:val="o"/>
+      <w:lvlJc w:val="left"/>
+      <w:pPr>
+        <w:ind w:left="5760" w:hanging="360"/>
+      </w:pPr>
+      <w:rPr>
+        <w:rFonts w:ascii="Courier New" w:hAnsi="Courier New" w:cs="Courier New" w:hint="default"/>
+      </w:rPr>
+    </w:lvl>
+    <w:lvl w:ilvl="8" w:tplc="240A0005" w:tentative="1">
+      <w:start w:val="1"/>
+      <w:numFmt w:val="bullet"/>
+      <w:lvlText w:val=""/>
+      <w:lvlJc w:val="left"/>
+      <w:pPr>
+        <w:ind w:left="6480" w:hanging="360"/>
+      </w:pPr>
+      <w:rPr>
+        <w:rFonts w:ascii="Wingdings" w:hAnsi="Wingdings" w:hint="default"/>
+      </w:rPr>
+    </w:lvl>
+  </w:abstractNum>
   <w:num w:numId="1">
-    <w:abstractNumId w:val="16"/>
+    <w:abstractNumId w:val="17"/>
   </w:num>
   <w:num w:numId="2">
-    <w:abstractNumId w:val="14"/>
+    <w:abstractNumId w:val="15"/>
   </w:num>
   <w:num w:numId="3">
     <w:abstractNumId w:val="1"/>
@@ -22186,10 +22564,10 @@
     <w:abstractNumId w:val="4"/>
   </w:num>
   <w:num w:numId="5">
-    <w:abstractNumId w:val="12"/>
+    <w:abstractNumId w:val="13"/>
   </w:num>
   <w:num w:numId="6">
-    <w:abstractNumId w:val="20"/>
+    <w:abstractNumId w:val="21"/>
   </w:num>
   <w:num w:numId="7">
     <w:abstractNumId w:val="8"/>
@@ -22198,19 +22576,19 @@
     <w:abstractNumId w:val="5"/>
   </w:num>
   <w:num w:numId="9">
-    <w:abstractNumId w:val="10"/>
+    <w:abstractNumId w:val="11"/>
   </w:num>
   <w:num w:numId="10">
-    <w:abstractNumId w:val="19"/>
+    <w:abstractNumId w:val="20"/>
   </w:num>
   <w:num w:numId="11">
-    <w:abstractNumId w:val="17"/>
+    <w:abstractNumId w:val="18"/>
   </w:num>
   <w:num w:numId="12">
     <w:abstractNumId w:val="3"/>
   </w:num>
   <w:num w:numId="13">
-    <w:abstractNumId w:val="9"/>
+    <w:abstractNumId w:val="10"/>
   </w:num>
   <w:num w:numId="14">
     <w:abstractNumId w:val="6"/>
@@ -22225,16 +22603,19 @@
     <w:abstractNumId w:val="2"/>
   </w:num>
   <w:num w:numId="18">
-    <w:abstractNumId w:val="11"/>
+    <w:abstractNumId w:val="12"/>
   </w:num>
   <w:num w:numId="19">
-    <w:abstractNumId w:val="13"/>
+    <w:abstractNumId w:val="14"/>
   </w:num>
   <w:num w:numId="20">
-    <w:abstractNumId w:val="15"/>
+    <w:abstractNumId w:val="16"/>
   </w:num>
   <w:num w:numId="21">
-    <w:abstractNumId w:val="18"/>
+    <w:abstractNumId w:val="19"/>
+  </w:num>
+  <w:num w:numId="22">
+    <w:abstractNumId w:val="9"/>
   </w:num>
 </w:numbering>
 </file>
@@ -22638,7 +23019,7 @@
   <w:style w:type="paragraph" w:default="1" w:styleId="Normal">
     <w:name w:val="Normal"/>
     <w:qFormat/>
-    <w:rsid w:val="000D32D3"/>
+    <w:rsid w:val="002275EF"/>
     <w:pPr>
       <w:spacing w:after="5" w:line="251" w:lineRule="auto"/>
       <w:ind w:left="370" w:hanging="10"/>
